--- a/business_documents/PECH_INCIDENT_REPORT_FORM.docx
+++ b/business_documents/PECH_INCIDENT_REPORT_FORM.docx
@@ -2,21 +2,108 @@
 <file path=word/document.xml><?xml version="1.0" encoding="utf-8"?>
 <w:document xmlns:w="http://schemas.openxmlformats.org/wordprocessingml/2006/main" xmlns:m="http://schemas.openxmlformats.org/officeDocument/2006/math" xmlns:r="http://schemas.openxmlformats.org/officeDocument/2006/relationships" xmlns:o="urn:schemas-microsoft-com:office:office" xmlns:v="urn:schemas-microsoft-com:vml" xmlns:w10="urn:schemas-microsoft-com:office:word" xmlns:a="http://schemas.openxmlformats.org/drawingml/2006/main" xmlns:pic="http://schemas.openxmlformats.org/drawingml/2006/picture" xmlns:wp="http://schemas.openxmlformats.org/drawingml/2006/wordprocessingDrawing">
   <w:body>
+    <w:p>
+      <w:pPr>
+        <w:pBdr>
+          <w:top w:val="single" w:sz="12" w:space="1" w:color="00BFFF"/>
+          <w:bottom w:val="single" w:sz="36" w:space="0" w:color="F5A623"/>
+        </w:pBdr>
+        <w:spacing w:before="0" w:after="240"/>
+      </w:pPr>
+    </w:p>
+    <w:p>
+      <w:pPr>
+        <w:pBdr>
+          <w:bottom w:val="single" w:sz="6" w:space="1" w:color="00BFFF"/>
+        </w:pBdr>
+        <w:spacing w:before="0" w:after="120"/>
+      </w:pPr>
+    </w:p>
+    <w:p>
+      <w:pPr>
+        <w:jc w:val="center"/>
+        <w:spacing w:before="0" w:after="60"/>
+      </w:pPr>
+      <w:r>
+        <w:rPr>
+          <w:i/>
+          <w:color w:val="E08A00"/>
+          <w:sz w:val="18"/>
+          <w:szCs w:val="18"/>
+        </w:rPr>
+        <w:t>Technology &amp; Infrastructure Enablers for Africa</w:t>
+      </w:r>
+    </w:p>
+    <w:p>
+      <w:pPr>
+        <w:jc w:val="center"/>
+        <w:spacing w:before="200" w:after="40"/>
+      </w:pPr>
+      <w:r>
+        <w:rPr>
+          <w:b/>
+          <w:color w:val="0099CC"/>
+          <w:sz w:val="28"/>
+          <w:szCs w:val="28"/>
+        </w:rPr>
+        <w:t>PECH GROUP HOLDINGS LTD</w:t>
+      </w:r>
+    </w:p>
+    <w:p>
+      <w:pPr>
+        <w:pBdr>
+          <w:top w:val="single" w:sz="36" w:space="0" w:color="F5A623"/>
+          <w:bottom w:val="single" w:sz="12" w:space="1" w:color="00BFFF"/>
+        </w:pBdr>
+        <w:spacing w:after="0"/>
+      </w:pPr>
+    </w:p>
     <w:bookmarkStart w:id="34" w:name="pech-group-holdings-ltd"/>
     <w:p>
       <w:pPr>
         <w:pStyle w:val="Heading1"/>
-      </w:pPr>
-      <w:r>
+        <w:rPr>
+          <w:color w:val="0099CC"/>
+        </w:rPr>
+        <w:pBdr>
+          <w:bottom w:val="single" w:sz="18" w:space="2" w:color="F5A623"/>
+        </w:pBdr>
+      </w:pPr>
+      <w:r>
+        <w:rPr>
+          <w:b/>
+          <w:color w:val="0099CC"/>
+          <w:sz w:val="44"/>
+        </w:rPr>
         <w:t xml:space="preserve">PECH GROUP HOLDINGS LTD</w:t>
       </w:r>
     </w:p>
     <w:bookmarkStart w:id="22" w:name="incident-report-form"/>
     <w:p>
       <w:pPr>
+        <w:pBdr>
+          <w:top w:val="single" w:sz="18" w:space="1" w:color="F5A623"/>
+          <w:bottom w:val="single" w:sz="6" w:space="1" w:color="0099CC"/>
+        </w:pBdr>
+        <w:spacing w:before="200" w:after="200"/>
+      </w:pPr>
+    </w:p>
+    <w:p>
+      <w:pPr>
         <w:pStyle w:val="Heading2"/>
-      </w:pPr>
-      <w:r>
+        <w:rPr>
+          <w:color w:val="0099CC"/>
+        </w:rPr>
+        <w:pBdr>
+          <w:bottom w:val="single" w:sz="6" w:space="2" w:color="00BFFF"/>
+        </w:pBdr>
+      </w:pPr>
+      <w:r>
+        <w:rPr>
+          <w:b/>
+          <w:color w:val="0099CC"/>
+          <w:sz w:val="32"/>
+        </w:rPr>
         <w:t xml:space="preserve">INCIDENT REPORT FORM</w:t>
       </w:r>
     </w:p>
@@ -24,8 +111,16 @@
     <w:p>
       <w:pPr>
         <w:pStyle w:val="Heading3"/>
-      </w:pPr>
-      <w:r>
+        <w:rPr>
+          <w:color w:val="E08A00"/>
+        </w:rPr>
+      </w:pPr>
+      <w:r>
+        <w:rPr>
+          <w:b/>
+          <w:color w:val="E08A00"/>
+          <w:sz w:val="26"/>
+        </w:rPr>
         <w:t xml:space="preserve">CONFIDENTIAL</w:t>
       </w:r>
     </w:p>
@@ -83,9 +178,29 @@
     <w:bookmarkStart w:id="23" w:name="incident-details"/>
     <w:p>
       <w:pPr>
+        <w:pBdr>
+          <w:top w:val="single" w:sz="18" w:space="1" w:color="F5A623"/>
+          <w:bottom w:val="single" w:sz="6" w:space="1" w:color="0099CC"/>
+        </w:pBdr>
+        <w:spacing w:before="200" w:after="200"/>
+      </w:pPr>
+    </w:p>
+    <w:p>
+      <w:pPr>
         <w:pStyle w:val="Heading2"/>
-      </w:pPr>
-      <w:r>
+        <w:rPr>
+          <w:color w:val="0099CC"/>
+        </w:rPr>
+        <w:pBdr>
+          <w:bottom w:val="single" w:sz="6" w:space="2" w:color="00BFFF"/>
+        </w:pBdr>
+      </w:pPr>
+      <w:r>
+        <w:rPr>
+          <w:b/>
+          <w:color w:val="0099CC"/>
+          <w:sz w:val="32"/>
+        </w:rPr>
         <w:t xml:space="preserve">INCIDENT DETAILS</w:t>
       </w:r>
     </w:p>
@@ -95,6 +210,14 @@
         <w:tblW w:type="pct" w:w="5000"/>
         <w:tblLook w:firstRow="1" w:lastRow="0" w:firstColumn="0" w:lastColumn="0" w:noHBand="0" w:noVBand="0" w:val="0020"/>
         <w:jc w:val="start"/>
+        <w:tblBorders>
+          <w:top w:val="single" w:sz="4" w:space="0" w:color="B0D4E8"/>
+          <w:left w:val="single" w:sz="4" w:space="0" w:color="B0D4E8"/>
+          <w:bottom w:val="single" w:sz="4" w:space="0" w:color="B0D4E8"/>
+          <w:right w:val="single" w:sz="4" w:space="0" w:color="B0D4E8"/>
+          <w:insideH w:val="single" w:sz="4" w:space="0" w:color="B0D4E8"/>
+          <w:insideV w:val="single" w:sz="4" w:space="0" w:color="B0D4E8"/>
+        </w:tblBorders>
       </w:tblPr>
       <w:tblGrid>
         <w:gridCol w:w="3960"/>
@@ -105,25 +228,39 @@
           <w:tblHeader w:val="true"/>
         </w:trPr>
         <w:tc>
-          <w:tcPr/>
-          <w:p>
-            <w:pPr>
-              <w:pStyle w:val="Compact"/>
-              <w:jc w:val="left"/>
-            </w:pPr>
-            <w:r>
+          <w:tcPr>
+            <w:shd w:fill="0099CC" w:val="clear"/>
+          </w:tcPr>
+          <w:p>
+            <w:pPr>
+              <w:pStyle w:val="Compact"/>
+              <w:jc w:val="left"/>
+            </w:pPr>
+            <w:r>
+              <w:rPr>
+                <w:b/>
+                <w:color w:val="FFFFFF"/>
+                <w:sz w:val="20"/>
+              </w:rPr>
               <w:t xml:space="preserve">Field</w:t>
             </w:r>
           </w:p>
         </w:tc>
         <w:tc>
-          <w:tcPr/>
-          <w:p>
-            <w:pPr>
-              <w:pStyle w:val="Compact"/>
-              <w:jc w:val="left"/>
-            </w:pPr>
-            <w:r>
+          <w:tcPr>
+            <w:shd w:fill="0099CC" w:val="clear"/>
+          </w:tcPr>
+          <w:p>
+            <w:pPr>
+              <w:pStyle w:val="Compact"/>
+              <w:jc w:val="left"/>
+            </w:pPr>
+            <w:r>
+              <w:rPr>
+                <w:b/>
+                <w:color w:val="FFFFFF"/>
+                <w:sz w:val="20"/>
+              </w:rPr>
               <w:t xml:space="preserve">Details</w:t>
             </w:r>
           </w:p>
@@ -131,7 +268,9 @@
       </w:tr>
       <w:tr>
         <w:tc>
-          <w:tcPr/>
+          <w:tcPr>
+            <w:shd w:fill="FFFFFF" w:val="clear"/>
+          </w:tcPr>
           <w:p>
             <w:pPr>
               <w:pStyle w:val="Compact"/>
@@ -141,19 +280,27 @@
               <w:rPr>
                 <w:bCs/>
                 <w:b/>
+                <w:color w:val="1A1A1A"/>
+                <w:sz w:val="19"/>
               </w:rPr>
               <w:t xml:space="preserve">Incident Reference No.:</w:t>
             </w:r>
           </w:p>
         </w:tc>
         <w:tc>
-          <w:tcPr/>
-          <w:p>
-            <w:pPr>
-              <w:pStyle w:val="Compact"/>
-              <w:jc w:val="left"/>
-            </w:pPr>
-            <w:r>
+          <w:tcPr>
+            <w:shd w:fill="FFFFFF" w:val="clear"/>
+          </w:tcPr>
+          <w:p>
+            <w:pPr>
+              <w:pStyle w:val="Compact"/>
+              <w:jc w:val="left"/>
+            </w:pPr>
+            <w:r>
+              <w:rPr>
+                <w:color w:val="1A1A1A"/>
+                <w:sz w:val="19"/>
+              </w:rPr>
               <w:t xml:space="preserve">IR-________-________</w:t>
             </w:r>
           </w:p>
@@ -161,7 +308,9 @@
       </w:tr>
       <w:tr>
         <w:tc>
-          <w:tcPr/>
+          <w:tcPr>
+            <w:shd w:fill="E8F8FF" w:val="clear"/>
+          </w:tcPr>
           <w:p>
             <w:pPr>
               <w:pStyle w:val="Compact"/>
@@ -171,19 +320,27 @@
               <w:rPr>
                 <w:bCs/>
                 <w:b/>
+                <w:color w:val="1A1A1A"/>
+                <w:sz w:val="19"/>
               </w:rPr>
               <w:t xml:space="preserve">Date of Incident:</w:t>
             </w:r>
           </w:p>
         </w:tc>
         <w:tc>
-          <w:tcPr/>
-          <w:p>
-            <w:pPr>
-              <w:pStyle w:val="Compact"/>
-              <w:jc w:val="left"/>
-            </w:pPr>
-            <w:r>
+          <w:tcPr>
+            <w:shd w:fill="E8F8FF" w:val="clear"/>
+          </w:tcPr>
+          <w:p>
+            <w:pPr>
+              <w:pStyle w:val="Compact"/>
+              <w:jc w:val="left"/>
+            </w:pPr>
+            <w:r>
+              <w:rPr>
+                <w:color w:val="1A1A1A"/>
+                <w:sz w:val="19"/>
+              </w:rPr>
               <w:t xml:space="preserve">______ / ______ / __________ (DD/MM/YYYY)</w:t>
             </w:r>
           </w:p>
@@ -191,7 +348,9 @@
       </w:tr>
       <w:tr>
         <w:tc>
-          <w:tcPr/>
+          <w:tcPr>
+            <w:shd w:fill="FFFFFF" w:val="clear"/>
+          </w:tcPr>
           <w:p>
             <w:pPr>
               <w:pStyle w:val="Compact"/>
@@ -201,19 +360,27 @@
               <w:rPr>
                 <w:bCs/>
                 <w:b/>
+                <w:color w:val="1A1A1A"/>
+                <w:sz w:val="19"/>
               </w:rPr>
               <w:t xml:space="preserve">Time of Incident:</w:t>
             </w:r>
           </w:p>
         </w:tc>
         <w:tc>
-          <w:tcPr/>
-          <w:p>
-            <w:pPr>
-              <w:pStyle w:val="Compact"/>
-              <w:jc w:val="left"/>
-            </w:pPr>
-            <w:r>
+          <w:tcPr>
+            <w:shd w:fill="FFFFFF" w:val="clear"/>
+          </w:tcPr>
+          <w:p>
+            <w:pPr>
+              <w:pStyle w:val="Compact"/>
+              <w:jc w:val="left"/>
+            </w:pPr>
+            <w:r>
+              <w:rPr>
+                <w:color w:val="1A1A1A"/>
+                <w:sz w:val="19"/>
+              </w:rPr>
               <w:t xml:space="preserve">________ : ________ (HH:MM)</w:t>
             </w:r>
           </w:p>
@@ -221,7 +388,9 @@
       </w:tr>
       <w:tr>
         <w:tc>
-          <w:tcPr/>
+          <w:tcPr>
+            <w:shd w:fill="E8F8FF" w:val="clear"/>
+          </w:tcPr>
           <w:p>
             <w:pPr>
               <w:pStyle w:val="Compact"/>
@@ -231,19 +400,27 @@
               <w:rPr>
                 <w:bCs/>
                 <w:b/>
+                <w:color w:val="1A1A1A"/>
+                <w:sz w:val="19"/>
               </w:rPr>
               <w:t xml:space="preserve">Date Reported:</w:t>
             </w:r>
           </w:p>
         </w:tc>
         <w:tc>
-          <w:tcPr/>
-          <w:p>
-            <w:pPr>
-              <w:pStyle w:val="Compact"/>
-              <w:jc w:val="left"/>
-            </w:pPr>
-            <w:r>
+          <w:tcPr>
+            <w:shd w:fill="E8F8FF" w:val="clear"/>
+          </w:tcPr>
+          <w:p>
+            <w:pPr>
+              <w:pStyle w:val="Compact"/>
+              <w:jc w:val="left"/>
+            </w:pPr>
+            <w:r>
+              <w:rPr>
+                <w:color w:val="1A1A1A"/>
+                <w:sz w:val="19"/>
+              </w:rPr>
               <w:t xml:space="preserve">______ / ______ / __________ (DD/MM/YYYY)</w:t>
             </w:r>
           </w:p>
@@ -251,7 +428,9 @@
       </w:tr>
       <w:tr>
         <w:tc>
-          <w:tcPr/>
+          <w:tcPr>
+            <w:shd w:fill="FFFFFF" w:val="clear"/>
+          </w:tcPr>
           <w:p>
             <w:pPr>
               <w:pStyle w:val="Compact"/>
@@ -261,19 +440,27 @@
               <w:rPr>
                 <w:bCs/>
                 <w:b/>
+                <w:color w:val="1A1A1A"/>
+                <w:sz w:val="19"/>
               </w:rPr>
               <w:t xml:space="preserve">Location of Incident:</w:t>
             </w:r>
           </w:p>
         </w:tc>
         <w:tc>
-          <w:tcPr/>
-          <w:p>
-            <w:pPr>
-              <w:pStyle w:val="Compact"/>
-              <w:jc w:val="left"/>
-            </w:pPr>
-            <w:r>
+          <w:tcPr>
+            <w:shd w:fill="FFFFFF" w:val="clear"/>
+          </w:tcPr>
+          <w:p>
+            <w:pPr>
+              <w:pStyle w:val="Compact"/>
+              <w:jc w:val="left"/>
+            </w:pPr>
+            <w:r>
+              <w:rPr>
+                <w:color w:val="1A1A1A"/>
+                <w:sz w:val="19"/>
+              </w:rPr>
               <w:t xml:space="preserve">__________________________________________</w:t>
             </w:r>
           </w:p>
@@ -281,7 +468,9 @@
       </w:tr>
       <w:tr>
         <w:tc>
-          <w:tcPr/>
+          <w:tcPr>
+            <w:shd w:fill="E8F8FF" w:val="clear"/>
+          </w:tcPr>
           <w:p>
             <w:pPr>
               <w:pStyle w:val="Compact"/>
@@ -291,19 +480,27 @@
               <w:rPr>
                 <w:bCs/>
                 <w:b/>
+                <w:color w:val="1A1A1A"/>
+                <w:sz w:val="19"/>
               </w:rPr>
               <w:t xml:space="preserve">Specific Area/Room:</w:t>
             </w:r>
           </w:p>
         </w:tc>
         <w:tc>
-          <w:tcPr/>
-          <w:p>
-            <w:pPr>
-              <w:pStyle w:val="Compact"/>
-              <w:jc w:val="left"/>
-            </w:pPr>
-            <w:r>
+          <w:tcPr>
+            <w:shd w:fill="E8F8FF" w:val="clear"/>
+          </w:tcPr>
+          <w:p>
+            <w:pPr>
+              <w:pStyle w:val="Compact"/>
+              <w:jc w:val="left"/>
+            </w:pPr>
+            <w:r>
+              <w:rPr>
+                <w:color w:val="1A1A1A"/>
+                <w:sz w:val="19"/>
+              </w:rPr>
               <w:t xml:space="preserve">__________________________________________</w:t>
             </w:r>
           </w:p>
@@ -321,9 +518,29 @@
     <w:bookmarkStart w:id="24" w:name="incident-classification"/>
     <w:p>
       <w:pPr>
+        <w:pBdr>
+          <w:top w:val="single" w:sz="18" w:space="1" w:color="F5A623"/>
+          <w:bottom w:val="single" w:sz="6" w:space="1" w:color="0099CC"/>
+        </w:pBdr>
+        <w:spacing w:before="200" w:after="200"/>
+      </w:pPr>
+    </w:p>
+    <w:p>
+      <w:pPr>
         <w:pStyle w:val="Heading2"/>
-      </w:pPr>
-      <w:r>
+        <w:rPr>
+          <w:color w:val="0099CC"/>
+        </w:rPr>
+        <w:pBdr>
+          <w:bottom w:val="single" w:sz="6" w:space="2" w:color="00BFFF"/>
+        </w:pBdr>
+      </w:pPr>
+      <w:r>
+        <w:rPr>
+          <w:b/>
+          <w:color w:val="0099CC"/>
+          <w:sz w:val="32"/>
+        </w:rPr>
         <w:t xml:space="preserve">INCIDENT CLASSIFICATION</w:t>
       </w:r>
     </w:p>
@@ -592,9 +809,29 @@
     <w:bookmarkStart w:id="25" w:name="persons-involved"/>
     <w:p>
       <w:pPr>
+        <w:pBdr>
+          <w:top w:val="single" w:sz="18" w:space="1" w:color="F5A623"/>
+          <w:bottom w:val="single" w:sz="6" w:space="1" w:color="0099CC"/>
+        </w:pBdr>
+        <w:spacing w:before="200" w:after="200"/>
+      </w:pPr>
+    </w:p>
+    <w:p>
+      <w:pPr>
         <w:pStyle w:val="Heading2"/>
-      </w:pPr>
-      <w:r>
+        <w:rPr>
+          <w:color w:val="0099CC"/>
+        </w:rPr>
+        <w:pBdr>
+          <w:bottom w:val="single" w:sz="6" w:space="2" w:color="00BFFF"/>
+        </w:pBdr>
+      </w:pPr>
+      <w:r>
+        <w:rPr>
+          <w:b/>
+          <w:color w:val="0099CC"/>
+          <w:sz w:val="32"/>
+        </w:rPr>
         <w:t xml:space="preserve">PERSONS INVOLVED</w:t>
       </w:r>
     </w:p>
@@ -604,6 +841,14 @@
         <w:tblW w:type="pct" w:w="5000"/>
         <w:tblLook w:firstRow="1" w:lastRow="0" w:firstColumn="0" w:lastColumn="0" w:noHBand="0" w:noVBand="0" w:val="0020"/>
         <w:jc w:val="start"/>
+        <w:tblBorders>
+          <w:top w:val="single" w:sz="4" w:space="0" w:color="B0D4E8"/>
+          <w:left w:val="single" w:sz="4" w:space="0" w:color="B0D4E8"/>
+          <w:bottom w:val="single" w:sz="4" w:space="0" w:color="B0D4E8"/>
+          <w:right w:val="single" w:sz="4" w:space="0" w:color="B0D4E8"/>
+          <w:insideH w:val="single" w:sz="4" w:space="0" w:color="B0D4E8"/>
+          <w:insideV w:val="single" w:sz="4" w:space="0" w:color="B0D4E8"/>
+        </w:tblBorders>
       </w:tblPr>
       <w:tblGrid>
         <w:gridCol w:w="1320"/>
@@ -618,73 +863,115 @@
           <w:tblHeader w:val="true"/>
         </w:trPr>
         <w:tc>
-          <w:tcPr/>
-          <w:p>
-            <w:pPr>
-              <w:pStyle w:val="Compact"/>
-              <w:jc w:val="left"/>
-            </w:pPr>
-            <w:r>
+          <w:tcPr>
+            <w:shd w:fill="0099CC" w:val="clear"/>
+          </w:tcPr>
+          <w:p>
+            <w:pPr>
+              <w:pStyle w:val="Compact"/>
+              <w:jc w:val="left"/>
+            </w:pPr>
+            <w:r>
+              <w:rPr>
+                <w:b/>
+                <w:color w:val="FFFFFF"/>
+                <w:sz w:val="20"/>
+              </w:rPr>
               <w:t xml:space="preserve">S/N</w:t>
             </w:r>
           </w:p>
         </w:tc>
         <w:tc>
-          <w:tcPr/>
-          <w:p>
-            <w:pPr>
-              <w:pStyle w:val="Compact"/>
-              <w:jc w:val="left"/>
-            </w:pPr>
-            <w:r>
+          <w:tcPr>
+            <w:shd w:fill="0099CC" w:val="clear"/>
+          </w:tcPr>
+          <w:p>
+            <w:pPr>
+              <w:pStyle w:val="Compact"/>
+              <w:jc w:val="left"/>
+            </w:pPr>
+            <w:r>
+              <w:rPr>
+                <w:b/>
+                <w:color w:val="FFFFFF"/>
+                <w:sz w:val="20"/>
+              </w:rPr>
               <w:t xml:space="preserve">Full Name</w:t>
             </w:r>
           </w:p>
         </w:tc>
         <w:tc>
-          <w:tcPr/>
-          <w:p>
-            <w:pPr>
-              <w:pStyle w:val="Compact"/>
-              <w:jc w:val="left"/>
-            </w:pPr>
-            <w:r>
+          <w:tcPr>
+            <w:shd w:fill="0099CC" w:val="clear"/>
+          </w:tcPr>
+          <w:p>
+            <w:pPr>
+              <w:pStyle w:val="Compact"/>
+              <w:jc w:val="left"/>
+            </w:pPr>
+            <w:r>
+              <w:rPr>
+                <w:b/>
+                <w:color w:val="FFFFFF"/>
+                <w:sz w:val="20"/>
+              </w:rPr>
               <w:t xml:space="preserve">Role/Position</w:t>
             </w:r>
           </w:p>
         </w:tc>
         <w:tc>
-          <w:tcPr/>
-          <w:p>
-            <w:pPr>
-              <w:pStyle w:val="Compact"/>
-              <w:jc w:val="left"/>
-            </w:pPr>
-            <w:r>
+          <w:tcPr>
+            <w:shd w:fill="0099CC" w:val="clear"/>
+          </w:tcPr>
+          <w:p>
+            <w:pPr>
+              <w:pStyle w:val="Compact"/>
+              <w:jc w:val="left"/>
+            </w:pPr>
+            <w:r>
+              <w:rPr>
+                <w:b/>
+                <w:color w:val="FFFFFF"/>
+                <w:sz w:val="20"/>
+              </w:rPr>
               <w:t xml:space="preserve">Department</w:t>
             </w:r>
           </w:p>
         </w:tc>
         <w:tc>
-          <w:tcPr/>
-          <w:p>
-            <w:pPr>
-              <w:pStyle w:val="Compact"/>
-              <w:jc w:val="left"/>
-            </w:pPr>
-            <w:r>
+          <w:tcPr>
+            <w:shd w:fill="0099CC" w:val="clear"/>
+          </w:tcPr>
+          <w:p>
+            <w:pPr>
+              <w:pStyle w:val="Compact"/>
+              <w:jc w:val="left"/>
+            </w:pPr>
+            <w:r>
+              <w:rPr>
+                <w:b/>
+                <w:color w:val="FFFFFF"/>
+                <w:sz w:val="20"/>
+              </w:rPr>
               <w:t xml:space="preserve">Nature of Injury/Impact</w:t>
             </w:r>
           </w:p>
         </w:tc>
         <w:tc>
-          <w:tcPr/>
-          <w:p>
-            <w:pPr>
-              <w:pStyle w:val="Compact"/>
-              <w:jc w:val="left"/>
-            </w:pPr>
-            <w:r>
+          <w:tcPr>
+            <w:shd w:fill="0099CC" w:val="clear"/>
+          </w:tcPr>
+          <w:p>
+            <w:pPr>
+              <w:pStyle w:val="Compact"/>
+              <w:jc w:val="left"/>
+            </w:pPr>
+            <w:r>
+              <w:rPr>
+                <w:b/>
+                <w:color w:val="FFFFFF"/>
+                <w:sz w:val="20"/>
+              </w:rPr>
               <w:t xml:space="preserve">Medical Treatment Required</w:t>
             </w:r>
           </w:p>
@@ -692,57 +979,77 @@
       </w:tr>
       <w:tr>
         <w:tc>
-          <w:tcPr/>
-          <w:p>
-            <w:pPr>
-              <w:pStyle w:val="Compact"/>
-              <w:jc w:val="left"/>
-            </w:pPr>
-            <w:r>
+          <w:tcPr>
+            <w:shd w:fill="FFFFFF" w:val="clear"/>
+          </w:tcPr>
+          <w:p>
+            <w:pPr>
+              <w:pStyle w:val="Compact"/>
+              <w:jc w:val="left"/>
+            </w:pPr>
+            <w:r>
+              <w:rPr>
+                <w:color w:val="1A1A1A"/>
+                <w:sz w:val="19"/>
+              </w:rPr>
               <w:t xml:space="preserve">1</w:t>
             </w:r>
           </w:p>
         </w:tc>
         <w:tc>
-          <w:tcPr/>
-          <w:p>
-            <w:pPr>
-              <w:pStyle w:val="Compact"/>
-            </w:pPr>
-          </w:p>
-        </w:tc>
-        <w:tc>
-          <w:tcPr/>
-          <w:p>
-            <w:pPr>
-              <w:pStyle w:val="Compact"/>
-            </w:pPr>
-          </w:p>
-        </w:tc>
-        <w:tc>
-          <w:tcPr/>
-          <w:p>
-            <w:pPr>
-              <w:pStyle w:val="Compact"/>
-            </w:pPr>
-          </w:p>
-        </w:tc>
-        <w:tc>
-          <w:tcPr/>
-          <w:p>
-            <w:pPr>
-              <w:pStyle w:val="Compact"/>
-            </w:pPr>
-          </w:p>
-        </w:tc>
-        <w:tc>
-          <w:tcPr/>
-          <w:p>
-            <w:pPr>
-              <w:pStyle w:val="Compact"/>
-              <w:jc w:val="left"/>
-            </w:pPr>
-            <w:r>
+          <w:tcPr>
+            <w:shd w:fill="FFFFFF" w:val="clear"/>
+          </w:tcPr>
+          <w:p>
+            <w:pPr>
+              <w:pStyle w:val="Compact"/>
+            </w:pPr>
+          </w:p>
+        </w:tc>
+        <w:tc>
+          <w:tcPr>
+            <w:shd w:fill="FFFFFF" w:val="clear"/>
+          </w:tcPr>
+          <w:p>
+            <w:pPr>
+              <w:pStyle w:val="Compact"/>
+            </w:pPr>
+          </w:p>
+        </w:tc>
+        <w:tc>
+          <w:tcPr>
+            <w:shd w:fill="FFFFFF" w:val="clear"/>
+          </w:tcPr>
+          <w:p>
+            <w:pPr>
+              <w:pStyle w:val="Compact"/>
+            </w:pPr>
+          </w:p>
+        </w:tc>
+        <w:tc>
+          <w:tcPr>
+            <w:shd w:fill="FFFFFF" w:val="clear"/>
+          </w:tcPr>
+          <w:p>
+            <w:pPr>
+              <w:pStyle w:val="Compact"/>
+            </w:pPr>
+          </w:p>
+        </w:tc>
+        <w:tc>
+          <w:tcPr>
+            <w:shd w:fill="FFFFFF" w:val="clear"/>
+          </w:tcPr>
+          <w:p>
+            <w:pPr>
+              <w:pStyle w:val="Compact"/>
+              <w:jc w:val="left"/>
+            </w:pPr>
+            <w:r>
+              <w:rPr>
+                <w:color w:val="1A1A1A"/>
+                <w:sz w:val="19"/>
+              </w:rPr>
               <w:t xml:space="preserve">[ ] Yes [ ] No</w:t>
             </w:r>
           </w:p>
@@ -750,57 +1057,77 @@
       </w:tr>
       <w:tr>
         <w:tc>
-          <w:tcPr/>
-          <w:p>
-            <w:pPr>
-              <w:pStyle w:val="Compact"/>
-              <w:jc w:val="left"/>
-            </w:pPr>
-            <w:r>
+          <w:tcPr>
+            <w:shd w:fill="E8F8FF" w:val="clear"/>
+          </w:tcPr>
+          <w:p>
+            <w:pPr>
+              <w:pStyle w:val="Compact"/>
+              <w:jc w:val="left"/>
+            </w:pPr>
+            <w:r>
+              <w:rPr>
+                <w:color w:val="1A1A1A"/>
+                <w:sz w:val="19"/>
+              </w:rPr>
               <w:t xml:space="preserve">2</w:t>
             </w:r>
           </w:p>
         </w:tc>
         <w:tc>
-          <w:tcPr/>
-          <w:p>
-            <w:pPr>
-              <w:pStyle w:val="Compact"/>
-            </w:pPr>
-          </w:p>
-        </w:tc>
-        <w:tc>
-          <w:tcPr/>
-          <w:p>
-            <w:pPr>
-              <w:pStyle w:val="Compact"/>
-            </w:pPr>
-          </w:p>
-        </w:tc>
-        <w:tc>
-          <w:tcPr/>
-          <w:p>
-            <w:pPr>
-              <w:pStyle w:val="Compact"/>
-            </w:pPr>
-          </w:p>
-        </w:tc>
-        <w:tc>
-          <w:tcPr/>
-          <w:p>
-            <w:pPr>
-              <w:pStyle w:val="Compact"/>
-            </w:pPr>
-          </w:p>
-        </w:tc>
-        <w:tc>
-          <w:tcPr/>
-          <w:p>
-            <w:pPr>
-              <w:pStyle w:val="Compact"/>
-              <w:jc w:val="left"/>
-            </w:pPr>
-            <w:r>
+          <w:tcPr>
+            <w:shd w:fill="E8F8FF" w:val="clear"/>
+          </w:tcPr>
+          <w:p>
+            <w:pPr>
+              <w:pStyle w:val="Compact"/>
+            </w:pPr>
+          </w:p>
+        </w:tc>
+        <w:tc>
+          <w:tcPr>
+            <w:shd w:fill="E8F8FF" w:val="clear"/>
+          </w:tcPr>
+          <w:p>
+            <w:pPr>
+              <w:pStyle w:val="Compact"/>
+            </w:pPr>
+          </w:p>
+        </w:tc>
+        <w:tc>
+          <w:tcPr>
+            <w:shd w:fill="E8F8FF" w:val="clear"/>
+          </w:tcPr>
+          <w:p>
+            <w:pPr>
+              <w:pStyle w:val="Compact"/>
+            </w:pPr>
+          </w:p>
+        </w:tc>
+        <w:tc>
+          <w:tcPr>
+            <w:shd w:fill="E8F8FF" w:val="clear"/>
+          </w:tcPr>
+          <w:p>
+            <w:pPr>
+              <w:pStyle w:val="Compact"/>
+            </w:pPr>
+          </w:p>
+        </w:tc>
+        <w:tc>
+          <w:tcPr>
+            <w:shd w:fill="E8F8FF" w:val="clear"/>
+          </w:tcPr>
+          <w:p>
+            <w:pPr>
+              <w:pStyle w:val="Compact"/>
+              <w:jc w:val="left"/>
+            </w:pPr>
+            <w:r>
+              <w:rPr>
+                <w:color w:val="1A1A1A"/>
+                <w:sz w:val="19"/>
+              </w:rPr>
               <w:t xml:space="preserve">[ ] Yes [ ] No</w:t>
             </w:r>
           </w:p>
@@ -808,57 +1135,77 @@
       </w:tr>
       <w:tr>
         <w:tc>
-          <w:tcPr/>
-          <w:p>
-            <w:pPr>
-              <w:pStyle w:val="Compact"/>
-              <w:jc w:val="left"/>
-            </w:pPr>
-            <w:r>
+          <w:tcPr>
+            <w:shd w:fill="FFFFFF" w:val="clear"/>
+          </w:tcPr>
+          <w:p>
+            <w:pPr>
+              <w:pStyle w:val="Compact"/>
+              <w:jc w:val="left"/>
+            </w:pPr>
+            <w:r>
+              <w:rPr>
+                <w:color w:val="1A1A1A"/>
+                <w:sz w:val="19"/>
+              </w:rPr>
               <w:t xml:space="preserve">3</w:t>
             </w:r>
           </w:p>
         </w:tc>
         <w:tc>
-          <w:tcPr/>
-          <w:p>
-            <w:pPr>
-              <w:pStyle w:val="Compact"/>
-            </w:pPr>
-          </w:p>
-        </w:tc>
-        <w:tc>
-          <w:tcPr/>
-          <w:p>
-            <w:pPr>
-              <w:pStyle w:val="Compact"/>
-            </w:pPr>
-          </w:p>
-        </w:tc>
-        <w:tc>
-          <w:tcPr/>
-          <w:p>
-            <w:pPr>
-              <w:pStyle w:val="Compact"/>
-            </w:pPr>
-          </w:p>
-        </w:tc>
-        <w:tc>
-          <w:tcPr/>
-          <w:p>
-            <w:pPr>
-              <w:pStyle w:val="Compact"/>
-            </w:pPr>
-          </w:p>
-        </w:tc>
-        <w:tc>
-          <w:tcPr/>
-          <w:p>
-            <w:pPr>
-              <w:pStyle w:val="Compact"/>
-              <w:jc w:val="left"/>
-            </w:pPr>
-            <w:r>
+          <w:tcPr>
+            <w:shd w:fill="FFFFFF" w:val="clear"/>
+          </w:tcPr>
+          <w:p>
+            <w:pPr>
+              <w:pStyle w:val="Compact"/>
+            </w:pPr>
+          </w:p>
+        </w:tc>
+        <w:tc>
+          <w:tcPr>
+            <w:shd w:fill="FFFFFF" w:val="clear"/>
+          </w:tcPr>
+          <w:p>
+            <w:pPr>
+              <w:pStyle w:val="Compact"/>
+            </w:pPr>
+          </w:p>
+        </w:tc>
+        <w:tc>
+          <w:tcPr>
+            <w:shd w:fill="FFFFFF" w:val="clear"/>
+          </w:tcPr>
+          <w:p>
+            <w:pPr>
+              <w:pStyle w:val="Compact"/>
+            </w:pPr>
+          </w:p>
+        </w:tc>
+        <w:tc>
+          <w:tcPr>
+            <w:shd w:fill="FFFFFF" w:val="clear"/>
+          </w:tcPr>
+          <w:p>
+            <w:pPr>
+              <w:pStyle w:val="Compact"/>
+            </w:pPr>
+          </w:p>
+        </w:tc>
+        <w:tc>
+          <w:tcPr>
+            <w:shd w:fill="FFFFFF" w:val="clear"/>
+          </w:tcPr>
+          <w:p>
+            <w:pPr>
+              <w:pStyle w:val="Compact"/>
+              <w:jc w:val="left"/>
+            </w:pPr>
+            <w:r>
+              <w:rPr>
+                <w:color w:val="1A1A1A"/>
+                <w:sz w:val="19"/>
+              </w:rPr>
               <w:t xml:space="preserve">[ ] Yes [ ] No</w:t>
             </w:r>
           </w:p>
@@ -876,9 +1223,29 @@
     <w:bookmarkStart w:id="26" w:name="witnesses"/>
     <w:p>
       <w:pPr>
+        <w:pBdr>
+          <w:top w:val="single" w:sz="18" w:space="1" w:color="F5A623"/>
+          <w:bottom w:val="single" w:sz="6" w:space="1" w:color="0099CC"/>
+        </w:pBdr>
+        <w:spacing w:before="200" w:after="200"/>
+      </w:pPr>
+    </w:p>
+    <w:p>
+      <w:pPr>
         <w:pStyle w:val="Heading2"/>
-      </w:pPr>
-      <w:r>
+        <w:rPr>
+          <w:color w:val="0099CC"/>
+        </w:rPr>
+        <w:pBdr>
+          <w:bottom w:val="single" w:sz="6" w:space="2" w:color="00BFFF"/>
+        </w:pBdr>
+      </w:pPr>
+      <w:r>
+        <w:rPr>
+          <w:b/>
+          <w:color w:val="0099CC"/>
+          <w:sz w:val="32"/>
+        </w:rPr>
         <w:t xml:space="preserve">WITNESSES</w:t>
       </w:r>
     </w:p>
@@ -888,6 +1255,14 @@
         <w:tblW w:type="auto" w:w="0"/>
         <w:tblLook w:firstRow="1" w:lastRow="0" w:firstColumn="0" w:lastColumn="0" w:noHBand="0" w:noVBand="0" w:val="0020"/>
         <w:jc w:val="start"/>
+        <w:tblBorders>
+          <w:top w:val="single" w:sz="4" w:space="0" w:color="B0D4E8"/>
+          <w:left w:val="single" w:sz="4" w:space="0" w:color="B0D4E8"/>
+          <w:bottom w:val="single" w:sz="4" w:space="0" w:color="B0D4E8"/>
+          <w:right w:val="single" w:sz="4" w:space="0" w:color="B0D4E8"/>
+          <w:insideH w:val="single" w:sz="4" w:space="0" w:color="B0D4E8"/>
+          <w:insideV w:val="single" w:sz="4" w:space="0" w:color="B0D4E8"/>
+        </w:tblBorders>
       </w:tblPr>
       <w:tblGrid>
         <w:gridCol w:w="1584"/>
@@ -901,61 +1276,96 @@
           <w:tblHeader w:val="true"/>
         </w:trPr>
         <w:tc>
-          <w:tcPr/>
-          <w:p>
-            <w:pPr>
-              <w:pStyle w:val="Compact"/>
-              <w:jc w:val="left"/>
-            </w:pPr>
-            <w:r>
+          <w:tcPr>
+            <w:shd w:fill="0099CC" w:val="clear"/>
+          </w:tcPr>
+          <w:p>
+            <w:pPr>
+              <w:pStyle w:val="Compact"/>
+              <w:jc w:val="left"/>
+            </w:pPr>
+            <w:r>
+              <w:rPr>
+                <w:b/>
+                <w:color w:val="FFFFFF"/>
+                <w:sz w:val="20"/>
+              </w:rPr>
               <w:t xml:space="preserve">S/N</w:t>
             </w:r>
           </w:p>
         </w:tc>
         <w:tc>
-          <w:tcPr/>
-          <w:p>
-            <w:pPr>
-              <w:pStyle w:val="Compact"/>
-              <w:jc w:val="left"/>
-            </w:pPr>
-            <w:r>
+          <w:tcPr>
+            <w:shd w:fill="0099CC" w:val="clear"/>
+          </w:tcPr>
+          <w:p>
+            <w:pPr>
+              <w:pStyle w:val="Compact"/>
+              <w:jc w:val="left"/>
+            </w:pPr>
+            <w:r>
+              <w:rPr>
+                <w:b/>
+                <w:color w:val="FFFFFF"/>
+                <w:sz w:val="20"/>
+              </w:rPr>
               <w:t xml:space="preserve">Full Name</w:t>
             </w:r>
           </w:p>
         </w:tc>
         <w:tc>
-          <w:tcPr/>
-          <w:p>
-            <w:pPr>
-              <w:pStyle w:val="Compact"/>
-              <w:jc w:val="left"/>
-            </w:pPr>
-            <w:r>
+          <w:tcPr>
+            <w:shd w:fill="0099CC" w:val="clear"/>
+          </w:tcPr>
+          <w:p>
+            <w:pPr>
+              <w:pStyle w:val="Compact"/>
+              <w:jc w:val="left"/>
+            </w:pPr>
+            <w:r>
+              <w:rPr>
+                <w:b/>
+                <w:color w:val="FFFFFF"/>
+                <w:sz w:val="20"/>
+              </w:rPr>
               <w:t xml:space="preserve">Position/Organization</w:t>
             </w:r>
           </w:p>
         </w:tc>
         <w:tc>
-          <w:tcPr/>
-          <w:p>
-            <w:pPr>
-              <w:pStyle w:val="Compact"/>
-              <w:jc w:val="left"/>
-            </w:pPr>
-            <w:r>
+          <w:tcPr>
+            <w:shd w:fill="0099CC" w:val="clear"/>
+          </w:tcPr>
+          <w:p>
+            <w:pPr>
+              <w:pStyle w:val="Compact"/>
+              <w:jc w:val="left"/>
+            </w:pPr>
+            <w:r>
+              <w:rPr>
+                <w:b/>
+                <w:color w:val="FFFFFF"/>
+                <w:sz w:val="20"/>
+              </w:rPr>
               <w:t xml:space="preserve">Phone Number</w:t>
             </w:r>
           </w:p>
         </w:tc>
         <w:tc>
-          <w:tcPr/>
-          <w:p>
-            <w:pPr>
-              <w:pStyle w:val="Compact"/>
-              <w:jc w:val="left"/>
-            </w:pPr>
-            <w:r>
+          <w:tcPr>
+            <w:shd w:fill="0099CC" w:val="clear"/>
+          </w:tcPr>
+          <w:p>
+            <w:pPr>
+              <w:pStyle w:val="Compact"/>
+              <w:jc w:val="left"/>
+            </w:pPr>
+            <w:r>
+              <w:rPr>
+                <w:b/>
+                <w:color w:val="FFFFFF"/>
+                <w:sz w:val="20"/>
+              </w:rPr>
               <w:t xml:space="preserve">Email</w:t>
             </w:r>
           </w:p>
@@ -963,43 +1373,57 @@
       </w:tr>
       <w:tr>
         <w:tc>
-          <w:tcPr/>
-          <w:p>
-            <w:pPr>
-              <w:pStyle w:val="Compact"/>
-              <w:jc w:val="left"/>
-            </w:pPr>
-            <w:r>
+          <w:tcPr>
+            <w:shd w:fill="FFFFFF" w:val="clear"/>
+          </w:tcPr>
+          <w:p>
+            <w:pPr>
+              <w:pStyle w:val="Compact"/>
+              <w:jc w:val="left"/>
+            </w:pPr>
+            <w:r>
+              <w:rPr>
+                <w:color w:val="1A1A1A"/>
+                <w:sz w:val="19"/>
+              </w:rPr>
               <w:t xml:space="preserve">1</w:t>
             </w:r>
           </w:p>
         </w:tc>
         <w:tc>
-          <w:tcPr/>
-          <w:p>
-            <w:pPr>
-              <w:pStyle w:val="Compact"/>
-            </w:pPr>
-          </w:p>
-        </w:tc>
-        <w:tc>
-          <w:tcPr/>
-          <w:p>
-            <w:pPr>
-              <w:pStyle w:val="Compact"/>
-            </w:pPr>
-          </w:p>
-        </w:tc>
-        <w:tc>
-          <w:tcPr/>
-          <w:p>
-            <w:pPr>
-              <w:pStyle w:val="Compact"/>
-            </w:pPr>
-          </w:p>
-        </w:tc>
-        <w:tc>
-          <w:tcPr/>
+          <w:tcPr>
+            <w:shd w:fill="FFFFFF" w:val="clear"/>
+          </w:tcPr>
+          <w:p>
+            <w:pPr>
+              <w:pStyle w:val="Compact"/>
+            </w:pPr>
+          </w:p>
+        </w:tc>
+        <w:tc>
+          <w:tcPr>
+            <w:shd w:fill="FFFFFF" w:val="clear"/>
+          </w:tcPr>
+          <w:p>
+            <w:pPr>
+              <w:pStyle w:val="Compact"/>
+            </w:pPr>
+          </w:p>
+        </w:tc>
+        <w:tc>
+          <w:tcPr>
+            <w:shd w:fill="FFFFFF" w:val="clear"/>
+          </w:tcPr>
+          <w:p>
+            <w:pPr>
+              <w:pStyle w:val="Compact"/>
+            </w:pPr>
+          </w:p>
+        </w:tc>
+        <w:tc>
+          <w:tcPr>
+            <w:shd w:fill="FFFFFF" w:val="clear"/>
+          </w:tcPr>
           <w:p>
             <w:pPr>
               <w:pStyle w:val="Compact"/>
@@ -1009,43 +1433,57 @@
       </w:tr>
       <w:tr>
         <w:tc>
-          <w:tcPr/>
-          <w:p>
-            <w:pPr>
-              <w:pStyle w:val="Compact"/>
-              <w:jc w:val="left"/>
-            </w:pPr>
-            <w:r>
+          <w:tcPr>
+            <w:shd w:fill="E8F8FF" w:val="clear"/>
+          </w:tcPr>
+          <w:p>
+            <w:pPr>
+              <w:pStyle w:val="Compact"/>
+              <w:jc w:val="left"/>
+            </w:pPr>
+            <w:r>
+              <w:rPr>
+                <w:color w:val="1A1A1A"/>
+                <w:sz w:val="19"/>
+              </w:rPr>
               <w:t xml:space="preserve">2</w:t>
             </w:r>
           </w:p>
         </w:tc>
         <w:tc>
-          <w:tcPr/>
-          <w:p>
-            <w:pPr>
-              <w:pStyle w:val="Compact"/>
-            </w:pPr>
-          </w:p>
-        </w:tc>
-        <w:tc>
-          <w:tcPr/>
-          <w:p>
-            <w:pPr>
-              <w:pStyle w:val="Compact"/>
-            </w:pPr>
-          </w:p>
-        </w:tc>
-        <w:tc>
-          <w:tcPr/>
-          <w:p>
-            <w:pPr>
-              <w:pStyle w:val="Compact"/>
-            </w:pPr>
-          </w:p>
-        </w:tc>
-        <w:tc>
-          <w:tcPr/>
+          <w:tcPr>
+            <w:shd w:fill="E8F8FF" w:val="clear"/>
+          </w:tcPr>
+          <w:p>
+            <w:pPr>
+              <w:pStyle w:val="Compact"/>
+            </w:pPr>
+          </w:p>
+        </w:tc>
+        <w:tc>
+          <w:tcPr>
+            <w:shd w:fill="E8F8FF" w:val="clear"/>
+          </w:tcPr>
+          <w:p>
+            <w:pPr>
+              <w:pStyle w:val="Compact"/>
+            </w:pPr>
+          </w:p>
+        </w:tc>
+        <w:tc>
+          <w:tcPr>
+            <w:shd w:fill="E8F8FF" w:val="clear"/>
+          </w:tcPr>
+          <w:p>
+            <w:pPr>
+              <w:pStyle w:val="Compact"/>
+            </w:pPr>
+          </w:p>
+        </w:tc>
+        <w:tc>
+          <w:tcPr>
+            <w:shd w:fill="E8F8FF" w:val="clear"/>
+          </w:tcPr>
           <w:p>
             <w:pPr>
               <w:pStyle w:val="Compact"/>
@@ -1055,43 +1493,57 @@
       </w:tr>
       <w:tr>
         <w:tc>
-          <w:tcPr/>
-          <w:p>
-            <w:pPr>
-              <w:pStyle w:val="Compact"/>
-              <w:jc w:val="left"/>
-            </w:pPr>
-            <w:r>
+          <w:tcPr>
+            <w:shd w:fill="FFFFFF" w:val="clear"/>
+          </w:tcPr>
+          <w:p>
+            <w:pPr>
+              <w:pStyle w:val="Compact"/>
+              <w:jc w:val="left"/>
+            </w:pPr>
+            <w:r>
+              <w:rPr>
+                <w:color w:val="1A1A1A"/>
+                <w:sz w:val="19"/>
+              </w:rPr>
               <w:t xml:space="preserve">3</w:t>
             </w:r>
           </w:p>
         </w:tc>
         <w:tc>
-          <w:tcPr/>
-          <w:p>
-            <w:pPr>
-              <w:pStyle w:val="Compact"/>
-            </w:pPr>
-          </w:p>
-        </w:tc>
-        <w:tc>
-          <w:tcPr/>
-          <w:p>
-            <w:pPr>
-              <w:pStyle w:val="Compact"/>
-            </w:pPr>
-          </w:p>
-        </w:tc>
-        <w:tc>
-          <w:tcPr/>
-          <w:p>
-            <w:pPr>
-              <w:pStyle w:val="Compact"/>
-            </w:pPr>
-          </w:p>
-        </w:tc>
-        <w:tc>
-          <w:tcPr/>
+          <w:tcPr>
+            <w:shd w:fill="FFFFFF" w:val="clear"/>
+          </w:tcPr>
+          <w:p>
+            <w:pPr>
+              <w:pStyle w:val="Compact"/>
+            </w:pPr>
+          </w:p>
+        </w:tc>
+        <w:tc>
+          <w:tcPr>
+            <w:shd w:fill="FFFFFF" w:val="clear"/>
+          </w:tcPr>
+          <w:p>
+            <w:pPr>
+              <w:pStyle w:val="Compact"/>
+            </w:pPr>
+          </w:p>
+        </w:tc>
+        <w:tc>
+          <w:tcPr>
+            <w:shd w:fill="FFFFFF" w:val="clear"/>
+          </w:tcPr>
+          <w:p>
+            <w:pPr>
+              <w:pStyle w:val="Compact"/>
+            </w:pPr>
+          </w:p>
+        </w:tc>
+        <w:tc>
+          <w:tcPr>
+            <w:shd w:fill="FFFFFF" w:val="clear"/>
+          </w:tcPr>
           <w:p>
             <w:pPr>
               <w:pStyle w:val="Compact"/>
@@ -1111,9 +1563,29 @@
     <w:bookmarkStart w:id="27" w:name="incident-description"/>
     <w:p>
       <w:pPr>
+        <w:pBdr>
+          <w:top w:val="single" w:sz="18" w:space="1" w:color="F5A623"/>
+          <w:bottom w:val="single" w:sz="6" w:space="1" w:color="0099CC"/>
+        </w:pBdr>
+        <w:spacing w:before="200" w:after="200"/>
+      </w:pPr>
+    </w:p>
+    <w:p>
+      <w:pPr>
         <w:pStyle w:val="Heading2"/>
-      </w:pPr>
-      <w:r>
+        <w:rPr>
+          <w:color w:val="0099CC"/>
+        </w:rPr>
+        <w:pBdr>
+          <w:bottom w:val="single" w:sz="6" w:space="2" w:color="00BFFF"/>
+        </w:pBdr>
+      </w:pPr>
+      <w:r>
+        <w:rPr>
+          <w:b/>
+          <w:color w:val="0099CC"/>
+          <w:sz w:val="32"/>
+        </w:rPr>
         <w:t xml:space="preserve">INCIDENT DESCRIPTION</w:t>
       </w:r>
     </w:p>
@@ -1201,9 +1673,29 @@
     <w:bookmarkStart w:id="28" w:name="immediate-actions-taken"/>
     <w:p>
       <w:pPr>
+        <w:pBdr>
+          <w:top w:val="single" w:sz="18" w:space="1" w:color="F5A623"/>
+          <w:bottom w:val="single" w:sz="6" w:space="1" w:color="0099CC"/>
+        </w:pBdr>
+        <w:spacing w:before="200" w:after="200"/>
+      </w:pPr>
+    </w:p>
+    <w:p>
+      <w:pPr>
         <w:pStyle w:val="Heading2"/>
-      </w:pPr>
-      <w:r>
+        <w:rPr>
+          <w:color w:val="0099CC"/>
+        </w:rPr>
+        <w:pBdr>
+          <w:bottom w:val="single" w:sz="6" w:space="2" w:color="00BFFF"/>
+        </w:pBdr>
+      </w:pPr>
+      <w:r>
+        <w:rPr>
+          <w:b/>
+          <w:color w:val="0099CC"/>
+          <w:sz w:val="32"/>
+        </w:rPr>
         <w:t xml:space="preserve">IMMEDIATE ACTIONS TAKEN</w:t>
       </w:r>
     </w:p>
@@ -1293,9 +1785,29 @@
     <w:bookmarkStart w:id="29" w:name="root-cause-analysis-preliminary"/>
     <w:p>
       <w:pPr>
+        <w:pBdr>
+          <w:top w:val="single" w:sz="18" w:space="1" w:color="F5A623"/>
+          <w:bottom w:val="single" w:sz="6" w:space="1" w:color="0099CC"/>
+        </w:pBdr>
+        <w:spacing w:before="200" w:after="200"/>
+      </w:pPr>
+    </w:p>
+    <w:p>
+      <w:pPr>
         <w:pStyle w:val="Heading2"/>
-      </w:pPr>
-      <w:r>
+        <w:rPr>
+          <w:color w:val="0099CC"/>
+        </w:rPr>
+        <w:pBdr>
+          <w:bottom w:val="single" w:sz="6" w:space="2" w:color="00BFFF"/>
+        </w:pBdr>
+      </w:pPr>
+      <w:r>
+        <w:rPr>
+          <w:b/>
+          <w:color w:val="0099CC"/>
+          <w:sz w:val="32"/>
+        </w:rPr>
         <w:t xml:space="preserve">ROOT CAUSE ANALYSIS (PRELIMINARY)</w:t>
       </w:r>
     </w:p>
@@ -1461,9 +1973,29 @@
     <w:bookmarkStart w:id="30" w:name="corrective-actions-recommended"/>
     <w:p>
       <w:pPr>
+        <w:pBdr>
+          <w:top w:val="single" w:sz="18" w:space="1" w:color="F5A623"/>
+          <w:bottom w:val="single" w:sz="6" w:space="1" w:color="0099CC"/>
+        </w:pBdr>
+        <w:spacing w:before="200" w:after="200"/>
+      </w:pPr>
+    </w:p>
+    <w:p>
+      <w:pPr>
         <w:pStyle w:val="Heading2"/>
-      </w:pPr>
-      <w:r>
+        <w:rPr>
+          <w:color w:val="0099CC"/>
+        </w:rPr>
+        <w:pBdr>
+          <w:bottom w:val="single" w:sz="6" w:space="2" w:color="00BFFF"/>
+        </w:pBdr>
+      </w:pPr>
+      <w:r>
+        <w:rPr>
+          <w:b/>
+          <w:color w:val="0099CC"/>
+          <w:sz w:val="32"/>
+        </w:rPr>
         <w:t xml:space="preserve">CORRECTIVE ACTIONS RECOMMENDED</w:t>
       </w:r>
     </w:p>
@@ -1473,6 +2005,14 @@
         <w:tblW w:type="auto" w:w="0"/>
         <w:tblLook w:firstRow="1" w:lastRow="0" w:firstColumn="0" w:lastColumn="0" w:noHBand="0" w:noVBand="0" w:val="0020"/>
         <w:jc w:val="start"/>
+        <w:tblBorders>
+          <w:top w:val="single" w:sz="4" w:space="0" w:color="B0D4E8"/>
+          <w:left w:val="single" w:sz="4" w:space="0" w:color="B0D4E8"/>
+          <w:bottom w:val="single" w:sz="4" w:space="0" w:color="B0D4E8"/>
+          <w:right w:val="single" w:sz="4" w:space="0" w:color="B0D4E8"/>
+          <w:insideH w:val="single" w:sz="4" w:space="0" w:color="B0D4E8"/>
+          <w:insideV w:val="single" w:sz="4" w:space="0" w:color="B0D4E8"/>
+        </w:tblBorders>
       </w:tblPr>
       <w:tblGrid>
         <w:gridCol w:w="1584"/>
@@ -1486,61 +2026,96 @@
           <w:tblHeader w:val="true"/>
         </w:trPr>
         <w:tc>
-          <w:tcPr/>
-          <w:p>
-            <w:pPr>
-              <w:pStyle w:val="Compact"/>
-              <w:jc w:val="left"/>
-            </w:pPr>
-            <w:r>
+          <w:tcPr>
+            <w:shd w:fill="0099CC" w:val="clear"/>
+          </w:tcPr>
+          <w:p>
+            <w:pPr>
+              <w:pStyle w:val="Compact"/>
+              <w:jc w:val="left"/>
+            </w:pPr>
+            <w:r>
+              <w:rPr>
+                <w:b/>
+                <w:color w:val="FFFFFF"/>
+                <w:sz w:val="20"/>
+              </w:rPr>
               <w:t xml:space="preserve">S/N</w:t>
             </w:r>
           </w:p>
         </w:tc>
         <w:tc>
-          <w:tcPr/>
-          <w:p>
-            <w:pPr>
-              <w:pStyle w:val="Compact"/>
-              <w:jc w:val="left"/>
-            </w:pPr>
-            <w:r>
+          <w:tcPr>
+            <w:shd w:fill="0099CC" w:val="clear"/>
+          </w:tcPr>
+          <w:p>
+            <w:pPr>
+              <w:pStyle w:val="Compact"/>
+              <w:jc w:val="left"/>
+            </w:pPr>
+            <w:r>
+              <w:rPr>
+                <w:b/>
+                <w:color w:val="FFFFFF"/>
+                <w:sz w:val="20"/>
+              </w:rPr>
               <w:t xml:space="preserve">Corrective Action</w:t>
             </w:r>
           </w:p>
         </w:tc>
         <w:tc>
-          <w:tcPr/>
-          <w:p>
-            <w:pPr>
-              <w:pStyle w:val="Compact"/>
-              <w:jc w:val="left"/>
-            </w:pPr>
-            <w:r>
+          <w:tcPr>
+            <w:shd w:fill="0099CC" w:val="clear"/>
+          </w:tcPr>
+          <w:p>
+            <w:pPr>
+              <w:pStyle w:val="Compact"/>
+              <w:jc w:val="left"/>
+            </w:pPr>
+            <w:r>
+              <w:rPr>
+                <w:b/>
+                <w:color w:val="FFFFFF"/>
+                <w:sz w:val="20"/>
+              </w:rPr>
               <w:t xml:space="preserve">Responsible Person</w:t>
             </w:r>
           </w:p>
         </w:tc>
         <w:tc>
-          <w:tcPr/>
-          <w:p>
-            <w:pPr>
-              <w:pStyle w:val="Compact"/>
-              <w:jc w:val="left"/>
-            </w:pPr>
-            <w:r>
+          <w:tcPr>
+            <w:shd w:fill="0099CC" w:val="clear"/>
+          </w:tcPr>
+          <w:p>
+            <w:pPr>
+              <w:pStyle w:val="Compact"/>
+              <w:jc w:val="left"/>
+            </w:pPr>
+            <w:r>
+              <w:rPr>
+                <w:b/>
+                <w:color w:val="FFFFFF"/>
+                <w:sz w:val="20"/>
+              </w:rPr>
               <w:t xml:space="preserve">Deadline</w:t>
             </w:r>
           </w:p>
         </w:tc>
         <w:tc>
-          <w:tcPr/>
-          <w:p>
-            <w:pPr>
-              <w:pStyle w:val="Compact"/>
-              <w:jc w:val="left"/>
-            </w:pPr>
-            <w:r>
+          <w:tcPr>
+            <w:shd w:fill="0099CC" w:val="clear"/>
+          </w:tcPr>
+          <w:p>
+            <w:pPr>
+              <w:pStyle w:val="Compact"/>
+              <w:jc w:val="left"/>
+            </w:pPr>
+            <w:r>
+              <w:rPr>
+                <w:b/>
+                <w:color w:val="FFFFFF"/>
+                <w:sz w:val="20"/>
+              </w:rPr>
               <w:t xml:space="preserve">Priority</w:t>
             </w:r>
           </w:p>
@@ -1548,49 +2123,67 @@
       </w:tr>
       <w:tr>
         <w:tc>
-          <w:tcPr/>
-          <w:p>
-            <w:pPr>
-              <w:pStyle w:val="Compact"/>
-              <w:jc w:val="left"/>
-            </w:pPr>
-            <w:r>
+          <w:tcPr>
+            <w:shd w:fill="FFFFFF" w:val="clear"/>
+          </w:tcPr>
+          <w:p>
+            <w:pPr>
+              <w:pStyle w:val="Compact"/>
+              <w:jc w:val="left"/>
+            </w:pPr>
+            <w:r>
+              <w:rPr>
+                <w:color w:val="1A1A1A"/>
+                <w:sz w:val="19"/>
+              </w:rPr>
               <w:t xml:space="preserve">1</w:t>
             </w:r>
           </w:p>
         </w:tc>
         <w:tc>
-          <w:tcPr/>
-          <w:p>
-            <w:pPr>
-              <w:pStyle w:val="Compact"/>
-            </w:pPr>
-          </w:p>
-        </w:tc>
-        <w:tc>
-          <w:tcPr/>
-          <w:p>
-            <w:pPr>
-              <w:pStyle w:val="Compact"/>
-            </w:pPr>
-          </w:p>
-        </w:tc>
-        <w:tc>
-          <w:tcPr/>
-          <w:p>
-            <w:pPr>
-              <w:pStyle w:val="Compact"/>
-            </w:pPr>
-          </w:p>
-        </w:tc>
-        <w:tc>
-          <w:tcPr/>
-          <w:p>
-            <w:pPr>
-              <w:pStyle w:val="Compact"/>
-              <w:jc w:val="left"/>
-            </w:pPr>
-            <w:r>
+          <w:tcPr>
+            <w:shd w:fill="FFFFFF" w:val="clear"/>
+          </w:tcPr>
+          <w:p>
+            <w:pPr>
+              <w:pStyle w:val="Compact"/>
+            </w:pPr>
+          </w:p>
+        </w:tc>
+        <w:tc>
+          <w:tcPr>
+            <w:shd w:fill="FFFFFF" w:val="clear"/>
+          </w:tcPr>
+          <w:p>
+            <w:pPr>
+              <w:pStyle w:val="Compact"/>
+            </w:pPr>
+          </w:p>
+        </w:tc>
+        <w:tc>
+          <w:tcPr>
+            <w:shd w:fill="FFFFFF" w:val="clear"/>
+          </w:tcPr>
+          <w:p>
+            <w:pPr>
+              <w:pStyle w:val="Compact"/>
+            </w:pPr>
+          </w:p>
+        </w:tc>
+        <w:tc>
+          <w:tcPr>
+            <w:shd w:fill="FFFFFF" w:val="clear"/>
+          </w:tcPr>
+          <w:p>
+            <w:pPr>
+              <w:pStyle w:val="Compact"/>
+              <w:jc w:val="left"/>
+            </w:pPr>
+            <w:r>
+              <w:rPr>
+                <w:color w:val="1A1A1A"/>
+                <w:sz w:val="19"/>
+              </w:rPr>
               <w:t xml:space="preserve">High / Medium / Low</w:t>
             </w:r>
           </w:p>
@@ -1598,49 +2191,67 @@
       </w:tr>
       <w:tr>
         <w:tc>
-          <w:tcPr/>
-          <w:p>
-            <w:pPr>
-              <w:pStyle w:val="Compact"/>
-              <w:jc w:val="left"/>
-            </w:pPr>
-            <w:r>
+          <w:tcPr>
+            <w:shd w:fill="E8F8FF" w:val="clear"/>
+          </w:tcPr>
+          <w:p>
+            <w:pPr>
+              <w:pStyle w:val="Compact"/>
+              <w:jc w:val="left"/>
+            </w:pPr>
+            <w:r>
+              <w:rPr>
+                <w:color w:val="1A1A1A"/>
+                <w:sz w:val="19"/>
+              </w:rPr>
               <w:t xml:space="preserve">2</w:t>
             </w:r>
           </w:p>
         </w:tc>
         <w:tc>
-          <w:tcPr/>
-          <w:p>
-            <w:pPr>
-              <w:pStyle w:val="Compact"/>
-            </w:pPr>
-          </w:p>
-        </w:tc>
-        <w:tc>
-          <w:tcPr/>
-          <w:p>
-            <w:pPr>
-              <w:pStyle w:val="Compact"/>
-            </w:pPr>
-          </w:p>
-        </w:tc>
-        <w:tc>
-          <w:tcPr/>
-          <w:p>
-            <w:pPr>
-              <w:pStyle w:val="Compact"/>
-            </w:pPr>
-          </w:p>
-        </w:tc>
-        <w:tc>
-          <w:tcPr/>
-          <w:p>
-            <w:pPr>
-              <w:pStyle w:val="Compact"/>
-              <w:jc w:val="left"/>
-            </w:pPr>
-            <w:r>
+          <w:tcPr>
+            <w:shd w:fill="E8F8FF" w:val="clear"/>
+          </w:tcPr>
+          <w:p>
+            <w:pPr>
+              <w:pStyle w:val="Compact"/>
+            </w:pPr>
+          </w:p>
+        </w:tc>
+        <w:tc>
+          <w:tcPr>
+            <w:shd w:fill="E8F8FF" w:val="clear"/>
+          </w:tcPr>
+          <w:p>
+            <w:pPr>
+              <w:pStyle w:val="Compact"/>
+            </w:pPr>
+          </w:p>
+        </w:tc>
+        <w:tc>
+          <w:tcPr>
+            <w:shd w:fill="E8F8FF" w:val="clear"/>
+          </w:tcPr>
+          <w:p>
+            <w:pPr>
+              <w:pStyle w:val="Compact"/>
+            </w:pPr>
+          </w:p>
+        </w:tc>
+        <w:tc>
+          <w:tcPr>
+            <w:shd w:fill="E8F8FF" w:val="clear"/>
+          </w:tcPr>
+          <w:p>
+            <w:pPr>
+              <w:pStyle w:val="Compact"/>
+              <w:jc w:val="left"/>
+            </w:pPr>
+            <w:r>
+              <w:rPr>
+                <w:color w:val="1A1A1A"/>
+                <w:sz w:val="19"/>
+              </w:rPr>
               <w:t xml:space="preserve">High / Medium / Low</w:t>
             </w:r>
           </w:p>
@@ -1648,49 +2259,67 @@
       </w:tr>
       <w:tr>
         <w:tc>
-          <w:tcPr/>
-          <w:p>
-            <w:pPr>
-              <w:pStyle w:val="Compact"/>
-              <w:jc w:val="left"/>
-            </w:pPr>
-            <w:r>
+          <w:tcPr>
+            <w:shd w:fill="FFFFFF" w:val="clear"/>
+          </w:tcPr>
+          <w:p>
+            <w:pPr>
+              <w:pStyle w:val="Compact"/>
+              <w:jc w:val="left"/>
+            </w:pPr>
+            <w:r>
+              <w:rPr>
+                <w:color w:val="1A1A1A"/>
+                <w:sz w:val="19"/>
+              </w:rPr>
               <w:t xml:space="preserve">3</w:t>
             </w:r>
           </w:p>
         </w:tc>
         <w:tc>
-          <w:tcPr/>
-          <w:p>
-            <w:pPr>
-              <w:pStyle w:val="Compact"/>
-            </w:pPr>
-          </w:p>
-        </w:tc>
-        <w:tc>
-          <w:tcPr/>
-          <w:p>
-            <w:pPr>
-              <w:pStyle w:val="Compact"/>
-            </w:pPr>
-          </w:p>
-        </w:tc>
-        <w:tc>
-          <w:tcPr/>
-          <w:p>
-            <w:pPr>
-              <w:pStyle w:val="Compact"/>
-            </w:pPr>
-          </w:p>
-        </w:tc>
-        <w:tc>
-          <w:tcPr/>
-          <w:p>
-            <w:pPr>
-              <w:pStyle w:val="Compact"/>
-              <w:jc w:val="left"/>
-            </w:pPr>
-            <w:r>
+          <w:tcPr>
+            <w:shd w:fill="FFFFFF" w:val="clear"/>
+          </w:tcPr>
+          <w:p>
+            <w:pPr>
+              <w:pStyle w:val="Compact"/>
+            </w:pPr>
+          </w:p>
+        </w:tc>
+        <w:tc>
+          <w:tcPr>
+            <w:shd w:fill="FFFFFF" w:val="clear"/>
+          </w:tcPr>
+          <w:p>
+            <w:pPr>
+              <w:pStyle w:val="Compact"/>
+            </w:pPr>
+          </w:p>
+        </w:tc>
+        <w:tc>
+          <w:tcPr>
+            <w:shd w:fill="FFFFFF" w:val="clear"/>
+          </w:tcPr>
+          <w:p>
+            <w:pPr>
+              <w:pStyle w:val="Compact"/>
+            </w:pPr>
+          </w:p>
+        </w:tc>
+        <w:tc>
+          <w:tcPr>
+            <w:shd w:fill="FFFFFF" w:val="clear"/>
+          </w:tcPr>
+          <w:p>
+            <w:pPr>
+              <w:pStyle w:val="Compact"/>
+              <w:jc w:val="left"/>
+            </w:pPr>
+            <w:r>
+              <w:rPr>
+                <w:color w:val="1A1A1A"/>
+                <w:sz w:val="19"/>
+              </w:rPr>
               <w:t xml:space="preserve">High / Medium / Low</w:t>
             </w:r>
           </w:p>
@@ -1698,49 +2327,67 @@
       </w:tr>
       <w:tr>
         <w:tc>
-          <w:tcPr/>
-          <w:p>
-            <w:pPr>
-              <w:pStyle w:val="Compact"/>
-              <w:jc w:val="left"/>
-            </w:pPr>
-            <w:r>
+          <w:tcPr>
+            <w:shd w:fill="E8F8FF" w:val="clear"/>
+          </w:tcPr>
+          <w:p>
+            <w:pPr>
+              <w:pStyle w:val="Compact"/>
+              <w:jc w:val="left"/>
+            </w:pPr>
+            <w:r>
+              <w:rPr>
+                <w:color w:val="1A1A1A"/>
+                <w:sz w:val="19"/>
+              </w:rPr>
               <w:t xml:space="preserve">4</w:t>
             </w:r>
           </w:p>
         </w:tc>
         <w:tc>
-          <w:tcPr/>
-          <w:p>
-            <w:pPr>
-              <w:pStyle w:val="Compact"/>
-            </w:pPr>
-          </w:p>
-        </w:tc>
-        <w:tc>
-          <w:tcPr/>
-          <w:p>
-            <w:pPr>
-              <w:pStyle w:val="Compact"/>
-            </w:pPr>
-          </w:p>
-        </w:tc>
-        <w:tc>
-          <w:tcPr/>
-          <w:p>
-            <w:pPr>
-              <w:pStyle w:val="Compact"/>
-            </w:pPr>
-          </w:p>
-        </w:tc>
-        <w:tc>
-          <w:tcPr/>
-          <w:p>
-            <w:pPr>
-              <w:pStyle w:val="Compact"/>
-              <w:jc w:val="left"/>
-            </w:pPr>
-            <w:r>
+          <w:tcPr>
+            <w:shd w:fill="E8F8FF" w:val="clear"/>
+          </w:tcPr>
+          <w:p>
+            <w:pPr>
+              <w:pStyle w:val="Compact"/>
+            </w:pPr>
+          </w:p>
+        </w:tc>
+        <w:tc>
+          <w:tcPr>
+            <w:shd w:fill="E8F8FF" w:val="clear"/>
+          </w:tcPr>
+          <w:p>
+            <w:pPr>
+              <w:pStyle w:val="Compact"/>
+            </w:pPr>
+          </w:p>
+        </w:tc>
+        <w:tc>
+          <w:tcPr>
+            <w:shd w:fill="E8F8FF" w:val="clear"/>
+          </w:tcPr>
+          <w:p>
+            <w:pPr>
+              <w:pStyle w:val="Compact"/>
+            </w:pPr>
+          </w:p>
+        </w:tc>
+        <w:tc>
+          <w:tcPr>
+            <w:shd w:fill="E8F8FF" w:val="clear"/>
+          </w:tcPr>
+          <w:p>
+            <w:pPr>
+              <w:pStyle w:val="Compact"/>
+              <w:jc w:val="left"/>
+            </w:pPr>
+            <w:r>
+              <w:rPr>
+                <w:color w:val="1A1A1A"/>
+                <w:sz w:val="19"/>
+              </w:rPr>
               <w:t xml:space="preserve">High / Medium / Low</w:t>
             </w:r>
           </w:p>
@@ -1758,9 +2405,29 @@
     <w:bookmarkStart w:id="31" w:name="follow-up-actions"/>
     <w:p>
       <w:pPr>
+        <w:pBdr>
+          <w:top w:val="single" w:sz="18" w:space="1" w:color="F5A623"/>
+          <w:bottom w:val="single" w:sz="6" w:space="1" w:color="0099CC"/>
+        </w:pBdr>
+        <w:spacing w:before="200" w:after="200"/>
+      </w:pPr>
+    </w:p>
+    <w:p>
+      <w:pPr>
         <w:pStyle w:val="Heading2"/>
-      </w:pPr>
-      <w:r>
+        <w:rPr>
+          <w:color w:val="0099CC"/>
+        </w:rPr>
+        <w:pBdr>
+          <w:bottom w:val="single" w:sz="6" w:space="2" w:color="00BFFF"/>
+        </w:pBdr>
+      </w:pPr>
+      <w:r>
+        <w:rPr>
+          <w:b/>
+          <w:color w:val="0099CC"/>
+          <w:sz w:val="32"/>
+        </w:rPr>
         <w:t xml:space="preserve">FOLLOW-UP ACTIONS</w:t>
       </w:r>
     </w:p>
@@ -1770,6 +2437,14 @@
         <w:tblW w:type="auto" w:w="0"/>
         <w:tblLook w:firstRow="1" w:lastRow="0" w:firstColumn="0" w:lastColumn="0" w:noHBand="0" w:noVBand="0" w:val="0020"/>
         <w:jc w:val="start"/>
+        <w:tblBorders>
+          <w:top w:val="single" w:sz="4" w:space="0" w:color="B0D4E8"/>
+          <w:left w:val="single" w:sz="4" w:space="0" w:color="B0D4E8"/>
+          <w:bottom w:val="single" w:sz="4" w:space="0" w:color="B0D4E8"/>
+          <w:right w:val="single" w:sz="4" w:space="0" w:color="B0D4E8"/>
+          <w:insideH w:val="single" w:sz="4" w:space="0" w:color="B0D4E8"/>
+          <w:insideV w:val="single" w:sz="4" w:space="0" w:color="B0D4E8"/>
+        </w:tblBorders>
       </w:tblPr>
       <w:tblGrid>
         <w:gridCol w:w="1584"/>
@@ -1783,61 +2458,96 @@
           <w:tblHeader w:val="true"/>
         </w:trPr>
         <w:tc>
-          <w:tcPr/>
-          <w:p>
-            <w:pPr>
-              <w:pStyle w:val="Compact"/>
-              <w:jc w:val="left"/>
-            </w:pPr>
-            <w:r>
+          <w:tcPr>
+            <w:shd w:fill="0099CC" w:val="clear"/>
+          </w:tcPr>
+          <w:p>
+            <w:pPr>
+              <w:pStyle w:val="Compact"/>
+              <w:jc w:val="left"/>
+            </w:pPr>
+            <w:r>
+              <w:rPr>
+                <w:b/>
+                <w:color w:val="FFFFFF"/>
+                <w:sz w:val="20"/>
+              </w:rPr>
               <w:t xml:space="preserve">S/N</w:t>
             </w:r>
           </w:p>
         </w:tc>
         <w:tc>
-          <w:tcPr/>
-          <w:p>
-            <w:pPr>
-              <w:pStyle w:val="Compact"/>
-              <w:jc w:val="left"/>
-            </w:pPr>
-            <w:r>
+          <w:tcPr>
+            <w:shd w:fill="0099CC" w:val="clear"/>
+          </w:tcPr>
+          <w:p>
+            <w:pPr>
+              <w:pStyle w:val="Compact"/>
+              <w:jc w:val="left"/>
+            </w:pPr>
+            <w:r>
+              <w:rPr>
+                <w:b/>
+                <w:color w:val="FFFFFF"/>
+                <w:sz w:val="20"/>
+              </w:rPr>
               <w:t xml:space="preserve">Action Required</w:t>
             </w:r>
           </w:p>
         </w:tc>
         <w:tc>
-          <w:tcPr/>
-          <w:p>
-            <w:pPr>
-              <w:pStyle w:val="Compact"/>
-              <w:jc w:val="left"/>
-            </w:pPr>
-            <w:r>
+          <w:tcPr>
+            <w:shd w:fill="0099CC" w:val="clear"/>
+          </w:tcPr>
+          <w:p>
+            <w:pPr>
+              <w:pStyle w:val="Compact"/>
+              <w:jc w:val="left"/>
+            </w:pPr>
+            <w:r>
+              <w:rPr>
+                <w:b/>
+                <w:color w:val="FFFFFF"/>
+                <w:sz w:val="20"/>
+              </w:rPr>
               <w:t xml:space="preserve">Responsible Person</w:t>
             </w:r>
           </w:p>
         </w:tc>
         <w:tc>
-          <w:tcPr/>
-          <w:p>
-            <w:pPr>
-              <w:pStyle w:val="Compact"/>
-              <w:jc w:val="left"/>
-            </w:pPr>
-            <w:r>
+          <w:tcPr>
+            <w:shd w:fill="0099CC" w:val="clear"/>
+          </w:tcPr>
+          <w:p>
+            <w:pPr>
+              <w:pStyle w:val="Compact"/>
+              <w:jc w:val="left"/>
+            </w:pPr>
+            <w:r>
+              <w:rPr>
+                <w:b/>
+                <w:color w:val="FFFFFF"/>
+                <w:sz w:val="20"/>
+              </w:rPr>
               <w:t xml:space="preserve">Deadline</w:t>
             </w:r>
           </w:p>
         </w:tc>
         <w:tc>
-          <w:tcPr/>
-          <w:p>
-            <w:pPr>
-              <w:pStyle w:val="Compact"/>
-              <w:jc w:val="left"/>
-            </w:pPr>
-            <w:r>
+          <w:tcPr>
+            <w:shd w:fill="0099CC" w:val="clear"/>
+          </w:tcPr>
+          <w:p>
+            <w:pPr>
+              <w:pStyle w:val="Compact"/>
+              <w:jc w:val="left"/>
+            </w:pPr>
+            <w:r>
+              <w:rPr>
+                <w:b/>
+                <w:color w:val="FFFFFF"/>
+                <w:sz w:val="20"/>
+              </w:rPr>
               <w:t xml:space="preserve">Status</w:t>
             </w:r>
           </w:p>
@@ -1845,49 +2555,67 @@
       </w:tr>
       <w:tr>
         <w:tc>
-          <w:tcPr/>
-          <w:p>
-            <w:pPr>
-              <w:pStyle w:val="Compact"/>
-              <w:jc w:val="left"/>
-            </w:pPr>
-            <w:r>
+          <w:tcPr>
+            <w:shd w:fill="FFFFFF" w:val="clear"/>
+          </w:tcPr>
+          <w:p>
+            <w:pPr>
+              <w:pStyle w:val="Compact"/>
+              <w:jc w:val="left"/>
+            </w:pPr>
+            <w:r>
+              <w:rPr>
+                <w:color w:val="1A1A1A"/>
+                <w:sz w:val="19"/>
+              </w:rPr>
               <w:t xml:space="preserve">1</w:t>
             </w:r>
           </w:p>
         </w:tc>
         <w:tc>
-          <w:tcPr/>
-          <w:p>
-            <w:pPr>
-              <w:pStyle w:val="Compact"/>
-            </w:pPr>
-          </w:p>
-        </w:tc>
-        <w:tc>
-          <w:tcPr/>
-          <w:p>
-            <w:pPr>
-              <w:pStyle w:val="Compact"/>
-            </w:pPr>
-          </w:p>
-        </w:tc>
-        <w:tc>
-          <w:tcPr/>
-          <w:p>
-            <w:pPr>
-              <w:pStyle w:val="Compact"/>
-            </w:pPr>
-          </w:p>
-        </w:tc>
-        <w:tc>
-          <w:tcPr/>
-          <w:p>
-            <w:pPr>
-              <w:pStyle w:val="Compact"/>
-              <w:jc w:val="left"/>
-            </w:pPr>
-            <w:r>
+          <w:tcPr>
+            <w:shd w:fill="FFFFFF" w:val="clear"/>
+          </w:tcPr>
+          <w:p>
+            <w:pPr>
+              <w:pStyle w:val="Compact"/>
+            </w:pPr>
+          </w:p>
+        </w:tc>
+        <w:tc>
+          <w:tcPr>
+            <w:shd w:fill="FFFFFF" w:val="clear"/>
+          </w:tcPr>
+          <w:p>
+            <w:pPr>
+              <w:pStyle w:val="Compact"/>
+            </w:pPr>
+          </w:p>
+        </w:tc>
+        <w:tc>
+          <w:tcPr>
+            <w:shd w:fill="FFFFFF" w:val="clear"/>
+          </w:tcPr>
+          <w:p>
+            <w:pPr>
+              <w:pStyle w:val="Compact"/>
+            </w:pPr>
+          </w:p>
+        </w:tc>
+        <w:tc>
+          <w:tcPr>
+            <w:shd w:fill="FFFFFF" w:val="clear"/>
+          </w:tcPr>
+          <w:p>
+            <w:pPr>
+              <w:pStyle w:val="Compact"/>
+              <w:jc w:val="left"/>
+            </w:pPr>
+            <w:r>
+              <w:rPr>
+                <w:color w:val="1A1A1A"/>
+                <w:sz w:val="19"/>
+              </w:rPr>
               <w:t xml:space="preserve">Open / In Progress / Closed</w:t>
             </w:r>
           </w:p>
@@ -1895,49 +2623,67 @@
       </w:tr>
       <w:tr>
         <w:tc>
-          <w:tcPr/>
-          <w:p>
-            <w:pPr>
-              <w:pStyle w:val="Compact"/>
-              <w:jc w:val="left"/>
-            </w:pPr>
-            <w:r>
+          <w:tcPr>
+            <w:shd w:fill="E8F8FF" w:val="clear"/>
+          </w:tcPr>
+          <w:p>
+            <w:pPr>
+              <w:pStyle w:val="Compact"/>
+              <w:jc w:val="left"/>
+            </w:pPr>
+            <w:r>
+              <w:rPr>
+                <w:color w:val="1A1A1A"/>
+                <w:sz w:val="19"/>
+              </w:rPr>
               <w:t xml:space="preserve">2</w:t>
             </w:r>
           </w:p>
         </w:tc>
         <w:tc>
-          <w:tcPr/>
-          <w:p>
-            <w:pPr>
-              <w:pStyle w:val="Compact"/>
-            </w:pPr>
-          </w:p>
-        </w:tc>
-        <w:tc>
-          <w:tcPr/>
-          <w:p>
-            <w:pPr>
-              <w:pStyle w:val="Compact"/>
-            </w:pPr>
-          </w:p>
-        </w:tc>
-        <w:tc>
-          <w:tcPr/>
-          <w:p>
-            <w:pPr>
-              <w:pStyle w:val="Compact"/>
-            </w:pPr>
-          </w:p>
-        </w:tc>
-        <w:tc>
-          <w:tcPr/>
-          <w:p>
-            <w:pPr>
-              <w:pStyle w:val="Compact"/>
-              <w:jc w:val="left"/>
-            </w:pPr>
-            <w:r>
+          <w:tcPr>
+            <w:shd w:fill="E8F8FF" w:val="clear"/>
+          </w:tcPr>
+          <w:p>
+            <w:pPr>
+              <w:pStyle w:val="Compact"/>
+            </w:pPr>
+          </w:p>
+        </w:tc>
+        <w:tc>
+          <w:tcPr>
+            <w:shd w:fill="E8F8FF" w:val="clear"/>
+          </w:tcPr>
+          <w:p>
+            <w:pPr>
+              <w:pStyle w:val="Compact"/>
+            </w:pPr>
+          </w:p>
+        </w:tc>
+        <w:tc>
+          <w:tcPr>
+            <w:shd w:fill="E8F8FF" w:val="clear"/>
+          </w:tcPr>
+          <w:p>
+            <w:pPr>
+              <w:pStyle w:val="Compact"/>
+            </w:pPr>
+          </w:p>
+        </w:tc>
+        <w:tc>
+          <w:tcPr>
+            <w:shd w:fill="E8F8FF" w:val="clear"/>
+          </w:tcPr>
+          <w:p>
+            <w:pPr>
+              <w:pStyle w:val="Compact"/>
+              <w:jc w:val="left"/>
+            </w:pPr>
+            <w:r>
+              <w:rPr>
+                <w:color w:val="1A1A1A"/>
+                <w:sz w:val="19"/>
+              </w:rPr>
               <w:t xml:space="preserve">Open / In Progress / Closed</w:t>
             </w:r>
           </w:p>
@@ -1945,49 +2691,67 @@
       </w:tr>
       <w:tr>
         <w:tc>
-          <w:tcPr/>
-          <w:p>
-            <w:pPr>
-              <w:pStyle w:val="Compact"/>
-              <w:jc w:val="left"/>
-            </w:pPr>
-            <w:r>
+          <w:tcPr>
+            <w:shd w:fill="FFFFFF" w:val="clear"/>
+          </w:tcPr>
+          <w:p>
+            <w:pPr>
+              <w:pStyle w:val="Compact"/>
+              <w:jc w:val="left"/>
+            </w:pPr>
+            <w:r>
+              <w:rPr>
+                <w:color w:val="1A1A1A"/>
+                <w:sz w:val="19"/>
+              </w:rPr>
               <w:t xml:space="preserve">3</w:t>
             </w:r>
           </w:p>
         </w:tc>
         <w:tc>
-          <w:tcPr/>
-          <w:p>
-            <w:pPr>
-              <w:pStyle w:val="Compact"/>
-            </w:pPr>
-          </w:p>
-        </w:tc>
-        <w:tc>
-          <w:tcPr/>
-          <w:p>
-            <w:pPr>
-              <w:pStyle w:val="Compact"/>
-            </w:pPr>
-          </w:p>
-        </w:tc>
-        <w:tc>
-          <w:tcPr/>
-          <w:p>
-            <w:pPr>
-              <w:pStyle w:val="Compact"/>
-            </w:pPr>
-          </w:p>
-        </w:tc>
-        <w:tc>
-          <w:tcPr/>
-          <w:p>
-            <w:pPr>
-              <w:pStyle w:val="Compact"/>
-              <w:jc w:val="left"/>
-            </w:pPr>
-            <w:r>
+          <w:tcPr>
+            <w:shd w:fill="FFFFFF" w:val="clear"/>
+          </w:tcPr>
+          <w:p>
+            <w:pPr>
+              <w:pStyle w:val="Compact"/>
+            </w:pPr>
+          </w:p>
+        </w:tc>
+        <w:tc>
+          <w:tcPr>
+            <w:shd w:fill="FFFFFF" w:val="clear"/>
+          </w:tcPr>
+          <w:p>
+            <w:pPr>
+              <w:pStyle w:val="Compact"/>
+            </w:pPr>
+          </w:p>
+        </w:tc>
+        <w:tc>
+          <w:tcPr>
+            <w:shd w:fill="FFFFFF" w:val="clear"/>
+          </w:tcPr>
+          <w:p>
+            <w:pPr>
+              <w:pStyle w:val="Compact"/>
+            </w:pPr>
+          </w:p>
+        </w:tc>
+        <w:tc>
+          <w:tcPr>
+            <w:shd w:fill="FFFFFF" w:val="clear"/>
+          </w:tcPr>
+          <w:p>
+            <w:pPr>
+              <w:pStyle w:val="Compact"/>
+              <w:jc w:val="left"/>
+            </w:pPr>
+            <w:r>
+              <w:rPr>
+                <w:color w:val="1A1A1A"/>
+                <w:sz w:val="19"/>
+              </w:rPr>
               <w:t xml:space="preserve">Open / In Progress / Closed</w:t>
             </w:r>
           </w:p>
@@ -2005,9 +2769,29 @@
     <w:bookmarkStart w:id="32" w:name="supporting-documents"/>
     <w:p>
       <w:pPr>
+        <w:pBdr>
+          <w:top w:val="single" w:sz="18" w:space="1" w:color="F5A623"/>
+          <w:bottom w:val="single" w:sz="6" w:space="1" w:color="0099CC"/>
+        </w:pBdr>
+        <w:spacing w:before="200" w:after="200"/>
+      </w:pPr>
+    </w:p>
+    <w:p>
+      <w:pPr>
         <w:pStyle w:val="Heading2"/>
-      </w:pPr>
-      <w:r>
+        <w:rPr>
+          <w:color w:val="0099CC"/>
+        </w:rPr>
+        <w:pBdr>
+          <w:bottom w:val="single" w:sz="6" w:space="2" w:color="00BFFF"/>
+        </w:pBdr>
+      </w:pPr>
+      <w:r>
+        <w:rPr>
+          <w:b/>
+          <w:color w:val="0099CC"/>
+          <w:sz w:val="32"/>
+        </w:rPr>
         <w:t xml:space="preserve">SUPPORTING DOCUMENTS</w:t>
       </w:r>
     </w:p>
@@ -2106,9 +2890,29 @@
     <w:bookmarkStart w:id="33" w:name="signatures"/>
     <w:p>
       <w:pPr>
+        <w:pBdr>
+          <w:top w:val="single" w:sz="18" w:space="1" w:color="F5A623"/>
+          <w:bottom w:val="single" w:sz="6" w:space="1" w:color="0099CC"/>
+        </w:pBdr>
+        <w:spacing w:before="200" w:after="200"/>
+      </w:pPr>
+    </w:p>
+    <w:p>
+      <w:pPr>
         <w:pStyle w:val="Heading2"/>
-      </w:pPr>
-      <w:r>
+        <w:rPr>
+          <w:color w:val="0099CC"/>
+        </w:rPr>
+        <w:pBdr>
+          <w:bottom w:val="single" w:sz="6" w:space="2" w:color="00BFFF"/>
+        </w:pBdr>
+      </w:pPr>
+      <w:r>
+        <w:rPr>
+          <w:b/>
+          <w:color w:val="0099CC"/>
+          <w:sz w:val="32"/>
+        </w:rPr>
         <w:t xml:space="preserve">SIGNATURES</w:t>
       </w:r>
     </w:p>
@@ -2118,6 +2922,14 @@
         <w:tblW w:type="pct" w:w="5000"/>
         <w:tblLook w:firstRow="1" w:lastRow="0" w:firstColumn="0" w:lastColumn="0" w:noHBand="0" w:noVBand="0" w:val="0020"/>
         <w:jc w:val="start"/>
+        <w:tblBorders>
+          <w:top w:val="single" w:sz="4" w:space="0" w:color="B0D4E8"/>
+          <w:left w:val="single" w:sz="4" w:space="0" w:color="B0D4E8"/>
+          <w:bottom w:val="single" w:sz="4" w:space="0" w:color="B0D4E8"/>
+          <w:right w:val="single" w:sz="4" w:space="0" w:color="B0D4E8"/>
+          <w:insideH w:val="single" w:sz="4" w:space="0" w:color="B0D4E8"/>
+          <w:insideV w:val="single" w:sz="4" w:space="0" w:color="B0D4E8"/>
+        </w:tblBorders>
       </w:tblPr>
       <w:tblGrid>
         <w:gridCol w:w="1980"/>
@@ -2130,49 +2942,77 @@
           <w:tblHeader w:val="true"/>
         </w:trPr>
         <w:tc>
-          <w:tcPr/>
-          <w:p>
-            <w:pPr>
-              <w:pStyle w:val="Compact"/>
-              <w:jc w:val="left"/>
-            </w:pPr>
-            <w:r>
+          <w:tcPr>
+            <w:shd w:fill="0099CC" w:val="clear"/>
+          </w:tcPr>
+          <w:p>
+            <w:pPr>
+              <w:pStyle w:val="Compact"/>
+              <w:jc w:val="left"/>
+            </w:pPr>
+            <w:r>
+              <w:rPr>
+                <w:b/>
+                <w:color w:val="FFFFFF"/>
+                <w:sz w:val="20"/>
+              </w:rPr>
               <w:t xml:space="preserve">Role</w:t>
             </w:r>
           </w:p>
         </w:tc>
         <w:tc>
-          <w:tcPr/>
-          <w:p>
-            <w:pPr>
-              <w:pStyle w:val="Compact"/>
-              <w:jc w:val="left"/>
-            </w:pPr>
-            <w:r>
+          <w:tcPr>
+            <w:shd w:fill="0099CC" w:val="clear"/>
+          </w:tcPr>
+          <w:p>
+            <w:pPr>
+              <w:pStyle w:val="Compact"/>
+              <w:jc w:val="left"/>
+            </w:pPr>
+            <w:r>
+              <w:rPr>
+                <w:b/>
+                <w:color w:val="FFFFFF"/>
+                <w:sz w:val="20"/>
+              </w:rPr>
               <w:t xml:space="preserve">Name</w:t>
             </w:r>
           </w:p>
         </w:tc>
         <w:tc>
-          <w:tcPr/>
-          <w:p>
-            <w:pPr>
-              <w:pStyle w:val="Compact"/>
-              <w:jc w:val="left"/>
-            </w:pPr>
-            <w:r>
+          <w:tcPr>
+            <w:shd w:fill="0099CC" w:val="clear"/>
+          </w:tcPr>
+          <w:p>
+            <w:pPr>
+              <w:pStyle w:val="Compact"/>
+              <w:jc w:val="left"/>
+            </w:pPr>
+            <w:r>
+              <w:rPr>
+                <w:b/>
+                <w:color w:val="FFFFFF"/>
+                <w:sz w:val="20"/>
+              </w:rPr>
               <w:t xml:space="preserve">Signature</w:t>
             </w:r>
           </w:p>
         </w:tc>
         <w:tc>
-          <w:tcPr/>
-          <w:p>
-            <w:pPr>
-              <w:pStyle w:val="Compact"/>
-              <w:jc w:val="left"/>
-            </w:pPr>
-            <w:r>
+          <w:tcPr>
+            <w:shd w:fill="0099CC" w:val="clear"/>
+          </w:tcPr>
+          <w:p>
+            <w:pPr>
+              <w:pStyle w:val="Compact"/>
+              <w:jc w:val="left"/>
+            </w:pPr>
+            <w:r>
+              <w:rPr>
+                <w:b/>
+                <w:color w:val="FFFFFF"/>
+                <w:sz w:val="20"/>
+              </w:rPr>
               <w:t xml:space="preserve">Date</w:t>
             </w:r>
           </w:p>
@@ -2180,7 +3020,9 @@
       </w:tr>
       <w:tr>
         <w:tc>
-          <w:tcPr/>
+          <w:tcPr>
+            <w:shd w:fill="FFFFFF" w:val="clear"/>
+          </w:tcPr>
           <w:p>
             <w:pPr>
               <w:pStyle w:val="Compact"/>
@@ -2190,43 +3032,63 @@
               <w:rPr>
                 <w:bCs/>
                 <w:b/>
+                <w:color w:val="1A1A1A"/>
+                <w:sz w:val="19"/>
               </w:rPr>
               <w:t xml:space="preserve">Reported By:</w:t>
             </w:r>
           </w:p>
         </w:tc>
         <w:tc>
-          <w:tcPr/>
-          <w:p>
-            <w:pPr>
-              <w:pStyle w:val="Compact"/>
-              <w:jc w:val="left"/>
-            </w:pPr>
-            <w:r>
+          <w:tcPr>
+            <w:shd w:fill="FFFFFF" w:val="clear"/>
+          </w:tcPr>
+          <w:p>
+            <w:pPr>
+              <w:pStyle w:val="Compact"/>
+              <w:jc w:val="left"/>
+            </w:pPr>
+            <w:r>
+              <w:rPr>
+                <w:color w:val="1A1A1A"/>
+                <w:sz w:val="19"/>
+              </w:rPr>
               <w:t xml:space="preserve">__________________</w:t>
             </w:r>
           </w:p>
         </w:tc>
         <w:tc>
-          <w:tcPr/>
-          <w:p>
-            <w:pPr>
-              <w:pStyle w:val="Compact"/>
-              <w:jc w:val="left"/>
-            </w:pPr>
-            <w:r>
+          <w:tcPr>
+            <w:shd w:fill="FFFFFF" w:val="clear"/>
+          </w:tcPr>
+          <w:p>
+            <w:pPr>
+              <w:pStyle w:val="Compact"/>
+              <w:jc w:val="left"/>
+            </w:pPr>
+            <w:r>
+              <w:rPr>
+                <w:color w:val="1A1A1A"/>
+                <w:sz w:val="19"/>
+              </w:rPr>
               <w:t xml:space="preserve">__________________</w:t>
             </w:r>
           </w:p>
         </w:tc>
         <w:tc>
-          <w:tcPr/>
-          <w:p>
-            <w:pPr>
-              <w:pStyle w:val="Compact"/>
-              <w:jc w:val="left"/>
-            </w:pPr>
-            <w:r>
+          <w:tcPr>
+            <w:shd w:fill="FFFFFF" w:val="clear"/>
+          </w:tcPr>
+          <w:p>
+            <w:pPr>
+              <w:pStyle w:val="Compact"/>
+              <w:jc w:val="left"/>
+            </w:pPr>
+            <w:r>
+              <w:rPr>
+                <w:color w:val="1A1A1A"/>
+                <w:sz w:val="19"/>
+              </w:rPr>
               <w:t xml:space="preserve">____/____/________</w:t>
             </w:r>
           </w:p>
@@ -2234,7 +3096,9 @@
       </w:tr>
       <w:tr>
         <w:tc>
-          <w:tcPr/>
+          <w:tcPr>
+            <w:shd w:fill="E8F8FF" w:val="clear"/>
+          </w:tcPr>
           <w:p>
             <w:pPr>
               <w:pStyle w:val="Compact"/>
@@ -2244,43 +3108,63 @@
               <w:rPr>
                 <w:bCs/>
                 <w:b/>
+                <w:color w:val="1A1A1A"/>
+                <w:sz w:val="19"/>
               </w:rPr>
               <w:t xml:space="preserve">Immediate Supervisor:</w:t>
             </w:r>
           </w:p>
         </w:tc>
         <w:tc>
-          <w:tcPr/>
-          <w:p>
-            <w:pPr>
-              <w:pStyle w:val="Compact"/>
-              <w:jc w:val="left"/>
-            </w:pPr>
-            <w:r>
+          <w:tcPr>
+            <w:shd w:fill="E8F8FF" w:val="clear"/>
+          </w:tcPr>
+          <w:p>
+            <w:pPr>
+              <w:pStyle w:val="Compact"/>
+              <w:jc w:val="left"/>
+            </w:pPr>
+            <w:r>
+              <w:rPr>
+                <w:color w:val="1A1A1A"/>
+                <w:sz w:val="19"/>
+              </w:rPr>
               <w:t xml:space="preserve">__________________</w:t>
             </w:r>
           </w:p>
         </w:tc>
         <w:tc>
-          <w:tcPr/>
-          <w:p>
-            <w:pPr>
-              <w:pStyle w:val="Compact"/>
-              <w:jc w:val="left"/>
-            </w:pPr>
-            <w:r>
+          <w:tcPr>
+            <w:shd w:fill="E8F8FF" w:val="clear"/>
+          </w:tcPr>
+          <w:p>
+            <w:pPr>
+              <w:pStyle w:val="Compact"/>
+              <w:jc w:val="left"/>
+            </w:pPr>
+            <w:r>
+              <w:rPr>
+                <w:color w:val="1A1A1A"/>
+                <w:sz w:val="19"/>
+              </w:rPr>
               <w:t xml:space="preserve">__________________</w:t>
             </w:r>
           </w:p>
         </w:tc>
         <w:tc>
-          <w:tcPr/>
-          <w:p>
-            <w:pPr>
-              <w:pStyle w:val="Compact"/>
-              <w:jc w:val="left"/>
-            </w:pPr>
-            <w:r>
+          <w:tcPr>
+            <w:shd w:fill="E8F8FF" w:val="clear"/>
+          </w:tcPr>
+          <w:p>
+            <w:pPr>
+              <w:pStyle w:val="Compact"/>
+              <w:jc w:val="left"/>
+            </w:pPr>
+            <w:r>
+              <w:rPr>
+                <w:color w:val="1A1A1A"/>
+                <w:sz w:val="19"/>
+              </w:rPr>
               <w:t xml:space="preserve">____/____/________</w:t>
             </w:r>
           </w:p>
@@ -2288,7 +3172,9 @@
       </w:tr>
       <w:tr>
         <w:tc>
-          <w:tcPr/>
+          <w:tcPr>
+            <w:shd w:fill="FFFFFF" w:val="clear"/>
+          </w:tcPr>
           <w:p>
             <w:pPr>
               <w:pStyle w:val="Compact"/>
@@ -2298,43 +3184,63 @@
               <w:rPr>
                 <w:bCs/>
                 <w:b/>
+                <w:color w:val="1A1A1A"/>
+                <w:sz w:val="19"/>
               </w:rPr>
               <w:t xml:space="preserve">HSE Officer:</w:t>
             </w:r>
           </w:p>
         </w:tc>
         <w:tc>
-          <w:tcPr/>
-          <w:p>
-            <w:pPr>
-              <w:pStyle w:val="Compact"/>
-              <w:jc w:val="left"/>
-            </w:pPr>
-            <w:r>
+          <w:tcPr>
+            <w:shd w:fill="FFFFFF" w:val="clear"/>
+          </w:tcPr>
+          <w:p>
+            <w:pPr>
+              <w:pStyle w:val="Compact"/>
+              <w:jc w:val="left"/>
+            </w:pPr>
+            <w:r>
+              <w:rPr>
+                <w:color w:val="1A1A1A"/>
+                <w:sz w:val="19"/>
+              </w:rPr>
               <w:t xml:space="preserve">__________________</w:t>
             </w:r>
           </w:p>
         </w:tc>
         <w:tc>
-          <w:tcPr/>
-          <w:p>
-            <w:pPr>
-              <w:pStyle w:val="Compact"/>
-              <w:jc w:val="left"/>
-            </w:pPr>
-            <w:r>
+          <w:tcPr>
+            <w:shd w:fill="FFFFFF" w:val="clear"/>
+          </w:tcPr>
+          <w:p>
+            <w:pPr>
+              <w:pStyle w:val="Compact"/>
+              <w:jc w:val="left"/>
+            </w:pPr>
+            <w:r>
+              <w:rPr>
+                <w:color w:val="1A1A1A"/>
+                <w:sz w:val="19"/>
+              </w:rPr>
               <w:t xml:space="preserve">__________________</w:t>
             </w:r>
           </w:p>
         </w:tc>
         <w:tc>
-          <w:tcPr/>
-          <w:p>
-            <w:pPr>
-              <w:pStyle w:val="Compact"/>
-              <w:jc w:val="left"/>
-            </w:pPr>
-            <w:r>
+          <w:tcPr>
+            <w:shd w:fill="FFFFFF" w:val="clear"/>
+          </w:tcPr>
+          <w:p>
+            <w:pPr>
+              <w:pStyle w:val="Compact"/>
+              <w:jc w:val="left"/>
+            </w:pPr>
+            <w:r>
+              <w:rPr>
+                <w:color w:val="1A1A1A"/>
+                <w:sz w:val="19"/>
+              </w:rPr>
               <w:t xml:space="preserve">____/____/________</w:t>
             </w:r>
           </w:p>
@@ -2342,7 +3248,9 @@
       </w:tr>
       <w:tr>
         <w:tc>
-          <w:tcPr/>
+          <w:tcPr>
+            <w:shd w:fill="E8F8FF" w:val="clear"/>
+          </w:tcPr>
           <w:p>
             <w:pPr>
               <w:pStyle w:val="Compact"/>
@@ -2352,43 +3260,63 @@
               <w:rPr>
                 <w:bCs/>
                 <w:b/>
+                <w:color w:val="1A1A1A"/>
+                <w:sz w:val="19"/>
               </w:rPr>
               <w:t xml:space="preserve">HR Department:</w:t>
             </w:r>
           </w:p>
         </w:tc>
         <w:tc>
-          <w:tcPr/>
-          <w:p>
-            <w:pPr>
-              <w:pStyle w:val="Compact"/>
-              <w:jc w:val="left"/>
-            </w:pPr>
-            <w:r>
+          <w:tcPr>
+            <w:shd w:fill="E8F8FF" w:val="clear"/>
+          </w:tcPr>
+          <w:p>
+            <w:pPr>
+              <w:pStyle w:val="Compact"/>
+              <w:jc w:val="left"/>
+            </w:pPr>
+            <w:r>
+              <w:rPr>
+                <w:color w:val="1A1A1A"/>
+                <w:sz w:val="19"/>
+              </w:rPr>
               <w:t xml:space="preserve">__________________</w:t>
             </w:r>
           </w:p>
         </w:tc>
         <w:tc>
-          <w:tcPr/>
-          <w:p>
-            <w:pPr>
-              <w:pStyle w:val="Compact"/>
-              <w:jc w:val="left"/>
-            </w:pPr>
-            <w:r>
+          <w:tcPr>
+            <w:shd w:fill="E8F8FF" w:val="clear"/>
+          </w:tcPr>
+          <w:p>
+            <w:pPr>
+              <w:pStyle w:val="Compact"/>
+              <w:jc w:val="left"/>
+            </w:pPr>
+            <w:r>
+              <w:rPr>
+                <w:color w:val="1A1A1A"/>
+                <w:sz w:val="19"/>
+              </w:rPr>
               <w:t xml:space="preserve">__________________</w:t>
             </w:r>
           </w:p>
         </w:tc>
         <w:tc>
-          <w:tcPr/>
-          <w:p>
-            <w:pPr>
-              <w:pStyle w:val="Compact"/>
-              <w:jc w:val="left"/>
-            </w:pPr>
-            <w:r>
+          <w:tcPr>
+            <w:shd w:fill="E8F8FF" w:val="clear"/>
+          </w:tcPr>
+          <w:p>
+            <w:pPr>
+              <w:pStyle w:val="Compact"/>
+              <w:jc w:val="left"/>
+            </w:pPr>
+            <w:r>
+              <w:rPr>
+                <w:color w:val="1A1A1A"/>
+                <w:sz w:val="19"/>
+              </w:rPr>
               <w:t xml:space="preserve">____/____/________</w:t>
             </w:r>
           </w:p>
@@ -2396,7 +3324,9 @@
       </w:tr>
       <w:tr>
         <w:tc>
-          <w:tcPr/>
+          <w:tcPr>
+            <w:shd w:fill="FFFFFF" w:val="clear"/>
+          </w:tcPr>
           <w:p>
             <w:pPr>
               <w:pStyle w:val="Compact"/>
@@ -2406,43 +3336,63 @@
               <w:rPr>
                 <w:bCs/>
                 <w:b/>
+                <w:color w:val="1A1A1A"/>
+                <w:sz w:val="19"/>
               </w:rPr>
               <w:t xml:space="preserve">Management (Acknowledged):</w:t>
             </w:r>
           </w:p>
         </w:tc>
         <w:tc>
-          <w:tcPr/>
-          <w:p>
-            <w:pPr>
-              <w:pStyle w:val="Compact"/>
-              <w:jc w:val="left"/>
-            </w:pPr>
-            <w:r>
+          <w:tcPr>
+            <w:shd w:fill="FFFFFF" w:val="clear"/>
+          </w:tcPr>
+          <w:p>
+            <w:pPr>
+              <w:pStyle w:val="Compact"/>
+              <w:jc w:val="left"/>
+            </w:pPr>
+            <w:r>
+              <w:rPr>
+                <w:color w:val="1A1A1A"/>
+                <w:sz w:val="19"/>
+              </w:rPr>
               <w:t xml:space="preserve">__________________</w:t>
             </w:r>
           </w:p>
         </w:tc>
         <w:tc>
-          <w:tcPr/>
-          <w:p>
-            <w:pPr>
-              <w:pStyle w:val="Compact"/>
-              <w:jc w:val="left"/>
-            </w:pPr>
-            <w:r>
+          <w:tcPr>
+            <w:shd w:fill="FFFFFF" w:val="clear"/>
+          </w:tcPr>
+          <w:p>
+            <w:pPr>
+              <w:pStyle w:val="Compact"/>
+              <w:jc w:val="left"/>
+            </w:pPr>
+            <w:r>
+              <w:rPr>
+                <w:color w:val="1A1A1A"/>
+                <w:sz w:val="19"/>
+              </w:rPr>
               <w:t xml:space="preserve">__________________</w:t>
             </w:r>
           </w:p>
         </w:tc>
         <w:tc>
-          <w:tcPr/>
-          <w:p>
-            <w:pPr>
-              <w:pStyle w:val="Compact"/>
-              <w:jc w:val="left"/>
-            </w:pPr>
-            <w:r>
+          <w:tcPr>
+            <w:shd w:fill="FFFFFF" w:val="clear"/>
+          </w:tcPr>
+          <w:p>
+            <w:pPr>
+              <w:pStyle w:val="Compact"/>
+              <w:jc w:val="left"/>
+            </w:pPr>
+            <w:r>
+              <w:rPr>
+                <w:color w:val="1A1A1A"/>
+                <w:sz w:val="19"/>
+              </w:rPr>
               <w:t xml:space="preserve">____/____/________</w:t>
             </w:r>
           </w:p>
@@ -2459,6 +3409,10 @@
     <w:p>
       <w:pPr>
         <w:pStyle w:val="BlockText"/>
+        <w:pBdr>
+          <w:left w:val="single" w:sz="24" w:space="6" w:color="F5A623"/>
+        </w:pBdr>
+        <w:shd w:fill="FFF8E1" w:val="clear"/>
       </w:pPr>
       <w:r>
         <w:rPr>
@@ -2531,6 +3485,29 @@
         <w:right w:val="single" w:sz="18" w:space="24" w:color="E08A00"/>
       </w:pgBorders>
     </w:sectPr>
+    <w:p>
+      <w:pPr>
+        <w:pBdr>
+          <w:top w:val="single" w:sz="36" w:space="1" w:color="F5A623"/>
+          <w:bottom w:val="single" w:sz="12" w:space="0" w:color="00BFFF"/>
+        </w:pBdr>
+        <w:spacing w:before="300" w:after="0"/>
+      </w:pPr>
+    </w:p>
+    <w:p>
+      <w:pPr>
+        <w:jc w:val="center"/>
+        <w:spacing w:before="60" w:after="0"/>
+      </w:pPr>
+      <w:r>
+        <w:rPr>
+          <w:color w:val="0099CC"/>
+          <w:sz w:val="16"/>
+          <w:szCs w:val="16"/>
+        </w:rPr>
+        <w:t xml:space="preserve">PECH Group Holdings Ltd  |  Lagos, Nigeria  |  pechgroupholdings.tech</w:t>
+      </w:r>
+    </w:p>
   </w:body>
 </w:document>
 </file>

--- a/business_documents/PECH_INCIDENT_REPORT_FORM.docx
+++ b/business_documents/PECH_INCIDENT_REPORT_FORM.docx
@@ -58,71 +58,34 @@
         <w:spacing w:after="0"/>
       </w:pPr>
     </w:p>
-    <w:bookmarkStart w:id="34" w:name="pech-group-holdings-ltd"/>
-    <w:p>
-      <w:pPr>
-        <w:pStyle w:val="Heading1"/>
-        <w:rPr>
-          <w:color w:val="0099CC"/>
-        </w:rPr>
-        <w:pBdr>
-          <w:bottom w:val="single" w:sz="18" w:space="2" w:color="F5A623"/>
-        </w:pBdr>
-      </w:pPr>
-      <w:r>
-        <w:rPr>
-          <w:b/>
-          <w:color w:val="0099CC"/>
-          <w:sz w:val="44"/>
-        </w:rPr>
-        <w:t xml:space="preserve">PECH GROUP HOLDINGS LTD</w:t>
-      </w:r>
-    </w:p>
-    <w:bookmarkStart w:id="22" w:name="incident-report-form"/>
-    <w:p>
-      <w:pPr>
-        <w:pBdr>
-          <w:top w:val="single" w:sz="18" w:space="1" w:color="F5A623"/>
-          <w:bottom w:val="single" w:sz="6" w:space="1" w:color="0099CC"/>
-        </w:pBdr>
-        <w:spacing w:before="200" w:after="200"/>
-      </w:pPr>
-    </w:p>
-    <w:p>
-      <w:pPr>
-        <w:pStyle w:val="Heading2"/>
-        <w:rPr>
-          <w:color w:val="0099CC"/>
-        </w:rPr>
-        <w:pBdr>
-          <w:bottom w:val="single" w:sz="6" w:space="2" w:color="00BFFF"/>
-        </w:pBdr>
-      </w:pPr>
-      <w:r>
-        <w:rPr>
-          <w:b/>
-          <w:color w:val="0099CC"/>
-          <w:sz w:val="32"/>
-        </w:rPr>
+    <w:p>
+      <w:pPr>
+        <w:pStyle w:val="FirstParagraph"/>
+      </w:pPr>
+      <w:r>
+        <w:t xml:space="preserve">⚠️</w:t>
+      </w:r>
+    </w:p>
+    <w:p>
+      <w:pPr>
+        <w:pStyle w:val="BodyText"/>
+      </w:pPr>
+      <w:r>
         <w:t xml:space="preserve">INCIDENT REPORT FORM</w:t>
       </w:r>
     </w:p>
-    <w:bookmarkStart w:id="21" w:name="confidential"/>
-    <w:p>
-      <w:pPr>
-        <w:pStyle w:val="Heading3"/>
-        <w:rPr>
-          <w:color w:val="E08A00"/>
-        </w:rPr>
-      </w:pPr>
-      <w:r>
-        <w:rPr>
-          <w:b/>
-          <w:color w:val="E08A00"/>
-          <w:sz w:val="26"/>
-        </w:rPr>
-        <w:t xml:space="preserve">CONFIDENTIAL</w:t>
-      </w:r>
+    <w:p>
+      <w:pPr>
+        <w:pStyle w:val="BodyText"/>
+      </w:pPr>
+      <w:r>
+        <w:t xml:space="preserve"> </w:t>
+      </w:r>
+    </w:p>
+    <w:p>
+      <w:pPr>
+        <w:pStyle w:val="BodyText"/>
+      </w:pPr>
     </w:p>
     <w:p>
       <w:r>
@@ -131,51 +94,7 @@
         </w:pict>
       </w:r>
     </w:p>
-    <w:p>
-      <w:pPr>
-        <w:pStyle w:val="FirstParagraph"/>
-      </w:pPr>
-      <w:r>
-        <w:rPr>
-          <w:bCs/>
-          <w:b/>
-        </w:rPr>
-        <w:t xml:space="preserve">PECH Group Holdings Ltd</w:t>
-      </w:r>
-      <w:r>
-        <w:t xml:space="preserve"> </w:t>
-      </w:r>
-      <w:r>
-        <w:t xml:space="preserve">Lagos, Nigeria</w:t>
-      </w:r>
-      <w:r>
-        <w:t xml:space="preserve"> </w:t>
-      </w:r>
-      <w:r>
-        <w:t xml:space="preserve">Website:</w:t>
-      </w:r>
-      <w:r>
-        <w:t xml:space="preserve"> </w:t>
-      </w:r>
-      <w:hyperlink r:id="rId20">
-        <w:r>
-          <w:rPr>
-            <w:rStyle w:val="Hyperlink"/>
-          </w:rPr>
-          <w:t xml:space="preserve">pechgroupholdings.tech</w:t>
-        </w:r>
-      </w:hyperlink>
-    </w:p>
-    <w:p>
-      <w:r>
-        <w:pict>
-          <v:rect style="width:0;height:1.5pt" o:hralign="center" o:hrstd="t" o:hr="t"/>
-        </w:pict>
-      </w:r>
-    </w:p>
-    <w:bookmarkEnd w:id="21"/>
-    <w:bookmarkEnd w:id="22"/>
-    <w:bookmarkStart w:id="23" w:name="incident-details"/>
+    <w:bookmarkStart w:id="20" w:name="incident-details"/>
     <w:p>
       <w:pPr>
         <w:pBdr>
@@ -514,8 +433,8 @@
         </w:pict>
       </w:r>
     </w:p>
-    <w:bookmarkEnd w:id="23"/>
-    <w:bookmarkStart w:id="24" w:name="incident-classification"/>
+    <w:bookmarkEnd w:id="20"/>
+    <w:bookmarkStart w:id="21" w:name="incident-classification"/>
     <w:p>
       <w:pPr>
         <w:pBdr>
@@ -805,8 +724,8 @@
         </w:pict>
       </w:r>
     </w:p>
-    <w:bookmarkEnd w:id="24"/>
-    <w:bookmarkStart w:id="25" w:name="persons-involved"/>
+    <w:bookmarkEnd w:id="21"/>
+    <w:bookmarkStart w:id="22" w:name="persons-involved"/>
     <w:p>
       <w:pPr>
         <w:pBdr>
@@ -1219,8 +1138,8 @@
         </w:pict>
       </w:r>
     </w:p>
-    <w:bookmarkEnd w:id="25"/>
-    <w:bookmarkStart w:id="26" w:name="witnesses"/>
+    <w:bookmarkEnd w:id="22"/>
+    <w:bookmarkStart w:id="23" w:name="witnesses"/>
     <w:p>
       <w:pPr>
         <w:pBdr>
@@ -1559,8 +1478,8 @@
         </w:pict>
       </w:r>
     </w:p>
-    <w:bookmarkEnd w:id="26"/>
-    <w:bookmarkStart w:id="27" w:name="incident-description"/>
+    <w:bookmarkEnd w:id="23"/>
+    <w:bookmarkStart w:id="24" w:name="incident-description"/>
     <w:p>
       <w:pPr>
         <w:pBdr>
@@ -1669,8 +1588,8 @@
         </w:pict>
       </w:r>
     </w:p>
-    <w:bookmarkEnd w:id="27"/>
-    <w:bookmarkStart w:id="28" w:name="immediate-actions-taken"/>
+    <w:bookmarkEnd w:id="24"/>
+    <w:bookmarkStart w:id="25" w:name="immediate-actions-taken"/>
     <w:p>
       <w:pPr>
         <w:pBdr>
@@ -1781,8 +1700,8 @@
         </w:pict>
       </w:r>
     </w:p>
-    <w:bookmarkEnd w:id="28"/>
-    <w:bookmarkStart w:id="29" w:name="root-cause-analysis-preliminary"/>
+    <w:bookmarkEnd w:id="25"/>
+    <w:bookmarkStart w:id="26" w:name="root-cause-analysis-preliminary"/>
     <w:p>
       <w:pPr>
         <w:pBdr>
@@ -1969,8 +1888,8 @@
         </w:pict>
       </w:r>
     </w:p>
-    <w:bookmarkEnd w:id="29"/>
-    <w:bookmarkStart w:id="30" w:name="corrective-actions-recommended"/>
+    <w:bookmarkEnd w:id="26"/>
+    <w:bookmarkStart w:id="27" w:name="corrective-actions-recommended"/>
     <w:p>
       <w:pPr>
         <w:pBdr>
@@ -2401,8 +2320,8 @@
         </w:pict>
       </w:r>
     </w:p>
-    <w:bookmarkEnd w:id="30"/>
-    <w:bookmarkStart w:id="31" w:name="follow-up-actions"/>
+    <w:bookmarkEnd w:id="27"/>
+    <w:bookmarkStart w:id="28" w:name="follow-up-actions"/>
     <w:p>
       <w:pPr>
         <w:pBdr>
@@ -2765,8 +2684,8 @@
         </w:pict>
       </w:r>
     </w:p>
-    <w:bookmarkEnd w:id="31"/>
-    <w:bookmarkStart w:id="32" w:name="supporting-documents"/>
+    <w:bookmarkEnd w:id="28"/>
+    <w:bookmarkStart w:id="29" w:name="supporting-documents"/>
     <w:p>
       <w:pPr>
         <w:pBdr>
@@ -2886,8 +2805,8 @@
         </w:pict>
       </w:r>
     </w:p>
-    <w:bookmarkEnd w:id="32"/>
-    <w:bookmarkStart w:id="33" w:name="signatures"/>
+    <w:bookmarkEnd w:id="29"/>
+    <w:bookmarkStart w:id="30" w:name="signatures"/>
     <w:p>
       <w:pPr>
         <w:pBdr>
@@ -3475,16 +3394,8 @@
         <w:t xml:space="preserve">Technology &amp; Infrastructure Enablers for People</w:t>
       </w:r>
     </w:p>
-    <w:bookmarkEnd w:id="33"/>
-    <w:bookmarkEnd w:id="34"/>
-    <w:sectPr>
-      <w:pgBorders w:offsetFrom="page">
-        <w:top w:val="single" w:sz="18" w:space="24" w:color="00BFFF"/>
-        <w:left w:val="single" w:sz="18" w:space="24" w:color="0099CC"/>
-        <w:bottom w:val="single" w:sz="18" w:space="24" w:color="F5A623"/>
-        <w:right w:val="single" w:sz="18" w:space="24" w:color="E08A00"/>
-      </w:pgBorders>
-    </w:sectPr>
+    <w:bookmarkEnd w:id="30"/>
+    <w:sectPr/>
     <w:p>
       <w:pPr>
         <w:pBdr>
